--- a/Analytics Project Brief.docx
+++ b/Analytics Project Brief.docx
@@ -1,197 +1,296 @@
 
 <file path=word/document.xml><?xml version="1.0" encoding="utf-8"?>
-<w:document xmlns:mc="http://schemas.openxmlformats.org/markup-compatibility/2006" xmlns:o="urn:schemas-microsoft-com:office:office" xmlns:r="http://schemas.openxmlformats.org/officeDocument/2006/relationships" xmlns:m="http://schemas.openxmlformats.org/officeDocument/2006/math" xmlns:v="urn:schemas-microsoft-com:vml" xmlns:wp="http://schemas.openxmlformats.org/drawingml/2006/wordprocessingDrawing" xmlns:w10="urn:schemas-microsoft-com:office:word" xmlns:w="http://schemas.openxmlformats.org/wordprocessingml/2006/main" xmlns:wne="http://schemas.microsoft.com/office/word/2006/wordml" xmlns:sl="http://schemas.openxmlformats.org/schemaLibrary/2006/main" xmlns:a="http://schemas.openxmlformats.org/drawingml/2006/main" xmlns:pic="http://schemas.openxmlformats.org/drawingml/2006/picture" xmlns:c="http://schemas.openxmlformats.org/drawingml/2006/chart" xmlns:lc="http://schemas.openxmlformats.org/drawingml/2006/lockedCanvas" xmlns:dgm="http://schemas.openxmlformats.org/drawingml/2006/diagram" xmlns:wps="http://schemas.microsoft.com/office/word/2010/wordprocessingShape" xmlns:wpg="http://schemas.microsoft.com/office/word/2010/wordprocessingGroup" xmlns:w14="http://schemas.microsoft.com/office/word/2010/wordml" xmlns:w15="http://schemas.microsoft.com/office/word/2012/wordml" xmlns:w16="http://schemas.microsoft.com/office/word/2018/wordml" xmlns:w16cex="http://schemas.microsoft.com/office/word/2018/wordml/cex" xmlns:w16cid="http://schemas.microsoft.com/office/word/2016/wordml/cid" xmlns="http://schemas.microsoft.com/office/tasks/2019/documenttasks" xmlns:cr="http://schemas.microsoft.com/office/comments/2020/reactions">
+<w:document xmlns:wpc="http://schemas.microsoft.com/office/word/2010/wordprocessingCanvas" xmlns:cx="http://schemas.microsoft.com/office/drawing/2014/chartex" xmlns:cx1="http://schemas.microsoft.com/office/drawing/2015/9/8/chartex" xmlns:cx2="http://schemas.microsoft.com/office/drawing/2015/10/21/chartex" xmlns:cx3="http://schemas.microsoft.com/office/drawing/2016/5/9/chartex" xmlns:cx4="http://schemas.microsoft.com/office/drawing/2016/5/10/chartex" xmlns:cx5="http://schemas.microsoft.com/office/drawing/2016/5/11/chartex" xmlns:cx6="http://schemas.microsoft.com/office/drawing/2016/5/12/chartex" xmlns:cx7="http://schemas.microsoft.com/office/drawing/2016/5/13/chartex" xmlns:cx8="http://schemas.microsoft.com/office/drawing/2016/5/14/chartex" xmlns:mc="http://schemas.openxmlformats.org/markup-compatibility/2006" xmlns:aink="http://schemas.microsoft.com/office/drawing/2016/ink" xmlns:am3d="http://schemas.microsoft.com/office/drawing/2017/model3d" xmlns:o="urn:schemas-microsoft-com:office:office" xmlns:oel="http://schemas.microsoft.com/office/2019/extlst" xmlns:r="http://schemas.openxmlformats.org/officeDocument/2006/relationships" xmlns:m="http://schemas.openxmlformats.org/officeDocument/2006/math" xmlns:v="urn:schemas-microsoft-com:vml" xmlns:wp14="http://schemas.microsoft.com/office/word/2010/wordprocessingDrawing" xmlns:wp="http://schemas.openxmlformats.org/drawingml/2006/wordprocessingDrawing" xmlns:w10="urn:schemas-microsoft-com:office:word" xmlns:w="http://schemas.openxmlformats.org/wordprocessingml/2006/main" xmlns:w14="http://schemas.microsoft.com/office/word/2010/wordml" xmlns:w15="http://schemas.microsoft.com/office/word/2012/wordml" xmlns:w16cex="http://schemas.microsoft.com/office/word/2018/wordml/cex" xmlns:w16cid="http://schemas.microsoft.com/office/word/2016/wordml/cid" xmlns:w16="http://schemas.microsoft.com/office/word/2018/wordml" xmlns:w16du="http://schemas.microsoft.com/office/word/2023/wordml/word16du" xmlns:w16sdtdh="http://schemas.microsoft.com/office/word/2020/wordml/sdtdatahash" xmlns:w16sdtfl="http://schemas.microsoft.com/office/word/2024/wordml/sdtformatlock" xmlns:w16se="http://schemas.microsoft.com/office/word/2015/wordml/symex" xmlns:wpg="http://schemas.microsoft.com/office/word/2010/wordprocessingGroup" xmlns:wpi="http://schemas.microsoft.com/office/word/2010/wordprocessingInk" xmlns:wne="http://schemas.microsoft.com/office/word/2006/wordml" xmlns:wps="http://schemas.microsoft.com/office/word/2010/wordprocessingShape" mc:Ignorable="w14 w15 w16se w16cid w16 w16cex w16sdtdh w16sdtfl w16du wp14">
   <w:body>
     <w:p>
       <w:pPr>
         <w:pStyle w:val="Heading1"/>
-        <w:ind w:right="0"/>
-        <w:rPr/>
-      </w:pPr>
-      <w:bookmarkStart w:colFirst="0" w:colLast="0" w:name="_ou81wvpo28lk" w:id="0"/>
+      </w:pPr>
+      <w:bookmarkStart w:id="0" w:name="_ou81wvpo28lk" w:colFirst="0" w:colLast="0"/>
       <w:bookmarkEnd w:id="0"/>
       <w:r>
+        <w:t xml:space="preserve">Project Brief </w:t>
+      </w:r>
+      <w:r>
+        <w:t>–</w:t>
+      </w:r>
+      <w:r>
+        <w:t xml:space="preserve"> </w:t>
+      </w:r>
+      <w:r>
+        <w:t>Customer Complaints</w:t>
+      </w:r>
+    </w:p>
+    <w:p>
+      <w:pPr>
         <w:rPr>
-          <w:rtl w:val="0"/>
+          <w:i/>
+          <w:iCs/>
         </w:rPr>
-        <w:t xml:space="preserve">Project Brief - [Your Project Name]</w:t>
-      </w:r>
-    </w:p>
-    <w:p>
-      <w:pPr>
+      </w:pPr>
+      <w:r>
         <w:rPr>
-          <w:i w:val="1"/>
-          <w:iCs w:val="1"/>
+          <w:i/>
+          <w:iCs/>
         </w:rPr>
-      </w:pPr>
+        <w:t xml:space="preserve">Project Owner: </w:t>
+      </w:r>
       <w:r>
         <w:rPr>
-          <w:i w:val="1"/>
-          <w:iCs w:val="1"/>
-          <w:rtl w:val="0"/>
+          <w:i/>
+          <w:iCs/>
         </w:rPr>
-        <w:t xml:space="preserve">Project Owner: [Your Name]</w:t>
-      </w:r>
-    </w:p>
-    <w:p>
-      <w:pPr>
-        <w:rPr/>
-      </w:pPr>
+        <w:t>Muchammad Wildan Alkautsar</w:t>
+      </w:r>
       <w:r>
         <w:rPr>
-          <w:rtl w:val="0"/>
+          <w:i/>
+          <w:iCs/>
         </w:rPr>
-      </w:r>
-    </w:p>
+        <w:t xml:space="preserve"> </w:t>
+      </w:r>
+    </w:p>
+    <w:p/>
     <w:p>
       <w:pPr>
         <w:pStyle w:val="Heading3"/>
+        <w:jc w:val="both"/>
+      </w:pPr>
+      <w:bookmarkStart w:id="1" w:name="_p5f91njx1qet" w:colFirst="0" w:colLast="0"/>
+      <w:bookmarkEnd w:id="1"/>
+      <w:r>
+        <w:t>Executive Summary</w:t>
+      </w:r>
+    </w:p>
+    <w:p>
+      <w:pPr>
+        <w:jc w:val="both"/>
+      </w:pPr>
+      <w:r>
+        <w:t>[ Write a one-paragraph “elevator pitch” of the project. Clearly define the goal, including the problem we are trying to solve and how we will solve it. Briefly describe the expected outcome. ]</w:t>
+      </w:r>
+    </w:p>
+    <w:p>
+      <w:pPr>
+        <w:jc w:val="both"/>
+      </w:pPr>
+    </w:p>
+    <w:p>
+      <w:pPr>
+        <w:pStyle w:val="Heading3"/>
+        <w:jc w:val="both"/>
+      </w:pPr>
+      <w:bookmarkStart w:id="2" w:name="_ue53d49vxgpb" w:colFirst="0" w:colLast="0"/>
+      <w:bookmarkEnd w:id="2"/>
+      <w:r>
+        <w:t>Background &amp; Objective</w:t>
+      </w:r>
+    </w:p>
+    <w:p>
+      <w:pPr>
+        <w:jc w:val="both"/>
+      </w:pPr>
+      <w:r>
+        <w:t>Background</w:t>
+      </w:r>
+    </w:p>
+    <w:p>
+      <w:pPr>
+        <w:jc w:val="both"/>
+      </w:pPr>
+      <w:r>
+        <w:t>Bank of America, like all financial institutions, is required to handle consumer complaints submitted through the Consumer Financial Protection Bureau (CFPB). Between 2017 and 2023, a large volume of complaints was logged covering a wide range of products</w:t>
+      </w:r>
+      <w:r>
+        <w:t xml:space="preserve"> </w:t>
+      </w:r>
+      <w:r>
+        <w:t>credit cards, mortgages, bank accounts, debt collection, and more along with the specific issues raised, how each complaint was submitted, and how the company responded. This data is publicly available but exists largely as raw, unstructured records: thousands of rows of dates, categories, and response types that are not yet organized into any decision-ready form.</w:t>
+      </w:r>
+    </w:p>
+    <w:p>
+      <w:pPr>
+        <w:jc w:val="both"/>
+      </w:pPr>
+    </w:p>
+    <w:p>
+      <w:pPr>
+        <w:jc w:val="both"/>
+      </w:pPr>
+      <w:r>
+        <w:t>Without analysis, this data offers little practical value. It’s unclear whether complaint volume follows any predictable pattern over time, which products or issues are driving the bulk of customer dissatisfaction, how the company typically resolves disputes, and whether there are gaps in responsiveness that could point to operational weaknesses. These are not rhetorical questions</w:t>
+      </w:r>
+      <w:r>
+        <w:t xml:space="preserve"> </w:t>
+      </w:r>
+      <w:r>
+        <w:t>they have real implications for customer experience, regulatory risk, and resource allocation, but they remain unanswered as long as the data sits unexamined.</w:t>
+      </w:r>
+    </w:p>
+    <w:p>
+      <w:pPr>
+        <w:jc w:val="both"/>
+      </w:pPr>
+    </w:p>
+    <w:p>
+      <w:pPr>
+        <w:jc w:val="both"/>
+      </w:pPr>
+      <w:r>
+        <w:t>By systematically analyzing this complaint data, the project aims to surface clear, evidence-based insights: whether complaints spike during certain periods, which products and issues deserve the most attention, how consistent the company’s resolution practices are, and what patterns (if any) distinguish complaints that receive untimely responses. These insights would allow a bank’s customer experience, compliance, or operations teams to prioritize improvements where they matter most, rather than relying on assumptions. For a portfolio project, this also demonstrates the ability to move from a messy real-world dataset to structured, actionable findings a core data analyst skill.</w:t>
+      </w:r>
+    </w:p>
+    <w:p>
+      <w:pPr>
+        <w:jc w:val="both"/>
         <w:rPr>
-          <w:color w:val="4a86e8"/>
+          <w:lang w:val="en-US"/>
         </w:rPr>
       </w:pPr>
-      <w:bookmarkStart w:colFirst="0" w:colLast="0" w:name="_p5f91njx1qet" w:id="1"/>
-      <w:bookmarkEnd w:id="1"/>
-      <w:r>
+    </w:p>
+    <w:p>
+      <w:pPr>
+        <w:jc w:val="both"/>
         <w:rPr>
-          <w:rtl w:val="0"/>
+          <w:lang w:val="en-US"/>
         </w:rPr>
-        <w:t xml:space="preserve">Executive Summary</w:t>
-      </w:r>
+      </w:pPr>
       <w:r>
         <w:rPr>
-          <w:rtl w:val="0"/>
+          <w:lang w:val="en-US"/>
         </w:rPr>
-      </w:r>
-    </w:p>
-    <w:p>
-      <w:pPr>
-        <w:rPr/>
-      </w:pPr>
-      <w:r>
+        <w:t>Objectives</w:t>
+      </w:r>
+    </w:p>
+    <w:p>
+      <w:pPr>
+        <w:jc w:val="both"/>
         <w:rPr>
-          <w:rtl w:val="0"/>
+          <w:lang w:val="en-US"/>
         </w:rPr>
-        <w:t xml:space="preserve">[ Write a one-paragraph “elevator pitch” of the project. Clearly define the goal, including the problem we are trying to solve and how we will solve it. Briefly describe the expected outcome. ]</w:t>
-      </w:r>
-    </w:p>
-    <w:p>
-      <w:pPr>
-        <w:rPr/>
       </w:pPr>
       <w:r>
         <w:rPr>
-          <w:rtl w:val="0"/>
+          <w:lang w:val="en-US"/>
         </w:rPr>
-      </w:r>
-    </w:p>
-    <w:p>
-      <w:pPr>
-        <w:pStyle w:val="Heading3"/>
-        <w:rPr/>
-      </w:pPr>
-      <w:bookmarkStart w:colFirst="0" w:colLast="0" w:name="_ue53d49vxgpb" w:id="2"/>
-      <w:bookmarkEnd w:id="2"/>
-      <w:r>
-        <w:rPr>
-          <w:rtl w:val="0"/>
-        </w:rPr>
-        <w:t xml:space="preserve">Background &amp; Objective</w:t>
-      </w:r>
-    </w:p>
-    <w:p>
-      <w:pPr>
+        <w:t>Derived directly from the background above, the objectives are:</w:t>
+      </w:r>
+    </w:p>
+    <w:p>
+      <w:pPr>
+        <w:pStyle w:val="ListParagraph"/>
         <w:numPr>
           <w:ilvl w:val="0"/>
-          <w:numId w:val="5"/>
+          <w:numId w:val="8"/>
         </w:numPr>
-        <w:ind w:left="720" w:hanging="360"/>
+        <w:jc w:val="both"/>
         <w:rPr>
-          <w:u w:val="none"/>
+          <w:lang w:val="en-US"/>
         </w:rPr>
       </w:pPr>
       <w:r>
         <w:rPr>
-          <w:rtl w:val="0"/>
+          <w:lang w:val="en-US"/>
         </w:rPr>
-        <w:t xml:space="preserve">[ What’s the current situation? ]</w:t>
-      </w:r>
-    </w:p>
-    <w:p>
-      <w:pPr>
+        <w:t>Identify temporal patterns in complaint volume</w:t>
+      </w:r>
+      <w:r>
+        <w:rPr>
+          <w:lang w:val="en-US"/>
+        </w:rPr>
+        <w:t xml:space="preserve"> d</w:t>
+      </w:r>
+      <w:r>
+        <w:rPr>
+          <w:lang w:val="en-US"/>
+        </w:rPr>
+        <w:t>etermine whether complaints rise or fall seasonally, monthly, or around specific events, to understand if complaint intake is predictable.</w:t>
+      </w:r>
+    </w:p>
+    <w:p>
+      <w:pPr>
+        <w:pStyle w:val="ListParagraph"/>
         <w:numPr>
           <w:ilvl w:val="0"/>
-          <w:numId w:val="5"/>
+          <w:numId w:val="8"/>
         </w:numPr>
-        <w:ind w:left="720" w:hanging="360"/>
+        <w:jc w:val="both"/>
         <w:rPr>
-          <w:u w:val="none"/>
+          <w:lang w:val="en-US"/>
         </w:rPr>
       </w:pPr>
       <w:r>
         <w:rPr>
-          <w:rtl w:val="0"/>
+          <w:lang w:val="en-US"/>
         </w:rPr>
-        <w:t xml:space="preserve">[ What problems need to be solved? ]</w:t>
-      </w:r>
-    </w:p>
-    <w:p>
-      <w:pPr>
+        <w:lastRenderedPageBreak/>
+        <w:t>Determine which products and issues drive the most complaints rank products by complaint volume and break down the most frequent issues within each, to pinpoint where customer pain is concentrated.</w:t>
+      </w:r>
+    </w:p>
+    <w:p>
+      <w:pPr>
+        <w:pStyle w:val="ListParagraph"/>
         <w:numPr>
           <w:ilvl w:val="0"/>
-          <w:numId w:val="5"/>
+          <w:numId w:val="8"/>
         </w:numPr>
-        <w:ind w:left="720" w:hanging="360"/>
+        <w:jc w:val="both"/>
         <w:rPr>
-          <w:u w:val="none"/>
+          <w:lang w:val="en-US"/>
         </w:rPr>
       </w:pPr>
       <w:r>
         <w:rPr>
-          <w:rtl w:val="0"/>
+          <w:lang w:val="en-US"/>
         </w:rPr>
-        <w:t xml:space="preserve">[ What outcomes are expected from this project? ]</w:t>
-      </w:r>
-    </w:p>
-    <w:p>
-      <w:pPr>
-        <w:ind w:left="720" w:firstLine="0"/>
-        <w:rPr/>
-      </w:pPr>
-      <w:r>
+        <w:t>Evaluate how complaints are resolved analyze the distribution of company response types (e.g., closed with explanation, closed with monetary relief) to understand the bank’s typical resolution behavior.</w:t>
+      </w:r>
+    </w:p>
+    <w:p>
+      <w:pPr>
+        <w:pStyle w:val="ListParagraph"/>
+        <w:numPr>
+          <w:ilvl w:val="0"/>
+          <w:numId w:val="8"/>
+        </w:numPr>
+        <w:jc w:val="both"/>
         <w:rPr>
-          <w:rtl w:val="0"/>
+          <w:lang w:val="en-US"/>
         </w:rPr>
+      </w:pPr>
+      <w:r>
+        <w:rPr>
+          <w:lang w:val="en-US"/>
+        </w:rPr>
+        <w:t>Investigate the drivers of untimely responses examine whether certain products, issues, states, or submission channels correlate with late responses, to identify potential operational bottlenecks or risk areas.</w:t>
       </w:r>
     </w:p>
     <w:p>
       <w:pPr>
         <w:pStyle w:val="Heading3"/>
-        <w:rPr/>
-      </w:pPr>
-      <w:bookmarkStart w:colFirst="0" w:colLast="0" w:name="_7areomqnh029" w:id="3"/>
+      </w:pPr>
+      <w:bookmarkStart w:id="3" w:name="_7areomqnh029" w:colFirst="0" w:colLast="0"/>
       <w:bookmarkEnd w:id="3"/>
       <w:r>
+        <w:t>P</w:t>
+      </w:r>
+      <w:r>
+        <w:t>ersonnel Involved</w:t>
+      </w:r>
+    </w:p>
+    <w:p>
+      <w:pPr>
         <w:rPr>
-          <w:rtl w:val="0"/>
+          <w:b/>
+          <w:bCs/>
         </w:rPr>
-        <w:t xml:space="preserve">Personnel Involved</w:t>
-      </w:r>
-    </w:p>
-    <w:p>
-      <w:pPr>
+      </w:pPr>
+      <w:r>
         <w:rPr>
-          <w:b w:val="1"/>
-          <w:bCs w:val="1"/>
+          <w:b/>
+          <w:bCs/>
         </w:rPr>
-      </w:pPr>
-      <w:r>
-        <w:rPr>
-          <w:b w:val="1"/>
-          <w:bCs w:val="1"/>
-          <w:rtl w:val="0"/>
-        </w:rPr>
-        <w:t xml:space="preserve">Stakeholder List</w:t>
+        <w:t>Stakeholder List</w:t>
       </w:r>
     </w:p>
     <w:p>
@@ -200,15 +299,8 @@
           <w:ilvl w:val="0"/>
           <w:numId w:val="4"/>
         </w:numPr>
-        <w:ind w:left="720" w:hanging="360"/>
-        <w:rPr>
-          <w:u w:val="none"/>
-        </w:rPr>
-      </w:pPr>
-      <w:r>
-        <w:rPr>
-          <w:rtl w:val="0"/>
-        </w:rPr>
+      </w:pPr>
+      <w:r>
         <w:t xml:space="preserve">[ Name ] - [ “Approver” vs “Informee”? Specify the level of engagement ] </w:t>
       </w:r>
     </w:p>
@@ -218,42 +310,25 @@
           <w:ilvl w:val="0"/>
           <w:numId w:val="4"/>
         </w:numPr>
-        <w:ind w:left="720" w:hanging="360"/>
+      </w:pPr>
+      <w:r>
+        <w:t>XX</w:t>
+      </w:r>
+    </w:p>
+    <w:p/>
+    <w:p>
+      <w:pPr>
         <w:rPr>
-          <w:u w:val="none"/>
+          <w:b/>
+          <w:bCs/>
         </w:rPr>
       </w:pPr>
       <w:r>
         <w:rPr>
-          <w:rtl w:val="0"/>
+          <w:b/>
+          <w:bCs/>
         </w:rPr>
-        <w:t xml:space="preserve">XX</w:t>
-      </w:r>
-    </w:p>
-    <w:p>
-      <w:pPr>
-        <w:rPr/>
-      </w:pPr>
-      <w:r>
-        <w:rPr>
-          <w:rtl w:val="0"/>
-        </w:rPr>
-      </w:r>
-    </w:p>
-    <w:p>
-      <w:pPr>
-        <w:rPr>
-          <w:b w:val="1"/>
-          <w:bCs w:val="1"/>
-        </w:rPr>
-      </w:pPr>
-      <w:r>
-        <w:rPr>
-          <w:b w:val="1"/>
-          <w:bCs w:val="1"/>
-          <w:rtl w:val="0"/>
-        </w:rPr>
-        <w:t xml:space="preserve">Contributor List</w:t>
+        <w:t>Contributor List</w:t>
       </w:r>
     </w:p>
     <w:p>
@@ -262,16 +337,9 @@
           <w:ilvl w:val="0"/>
           <w:numId w:val="1"/>
         </w:numPr>
-        <w:ind w:left="720" w:hanging="360"/>
-        <w:rPr>
-          <w:u w:val="none"/>
-        </w:rPr>
-      </w:pPr>
-      <w:r>
-        <w:rPr>
-          <w:rtl w:val="0"/>
-        </w:rPr>
-        <w:t xml:space="preserve">[ Name ] - [ Project role; Expected contribution ]</w:t>
+      </w:pPr>
+      <w:r>
+        <w:t>[ Name ] - [ Project role; Expected contribution ]</w:t>
       </w:r>
     </w:p>
     <w:p>
@@ -280,52 +348,29 @@
           <w:ilvl w:val="0"/>
           <w:numId w:val="1"/>
         </w:numPr>
-        <w:ind w:left="720" w:hanging="360"/>
-        <w:rPr>
-          <w:u w:val="none"/>
-        </w:rPr>
-      </w:pPr>
-      <w:r>
-        <w:rPr>
-          <w:rtl w:val="0"/>
-        </w:rPr>
-        <w:t xml:space="preserve">XX</w:t>
-      </w:r>
-    </w:p>
-    <w:p>
-      <w:pPr>
-        <w:ind w:left="720" w:firstLine="0"/>
-        <w:rPr/>
-      </w:pPr>
-      <w:r>
-        <w:rPr>
-          <w:rtl w:val="0"/>
-        </w:rPr>
-      </w:r>
+      </w:pPr>
+      <w:r>
+        <w:t>XX</w:t>
+      </w:r>
+    </w:p>
+    <w:p>
+      <w:pPr>
+        <w:ind w:left="720"/>
+      </w:pPr>
     </w:p>
     <w:p>
       <w:pPr>
         <w:pStyle w:val="Heading3"/>
-        <w:rPr/>
-      </w:pPr>
-      <w:bookmarkStart w:colFirst="0" w:colLast="0" w:name="_9vyl8t2nc33s" w:id="4"/>
+      </w:pPr>
+      <w:bookmarkStart w:id="4" w:name="_9vyl8t2nc33s" w:colFirst="0" w:colLast="0"/>
       <w:bookmarkEnd w:id="4"/>
       <w:r>
-        <w:rPr>
-          <w:rtl w:val="0"/>
-        </w:rPr>
-        <w:t xml:space="preserve">Expected Deliverable</w:t>
-      </w:r>
-    </w:p>
-    <w:p>
-      <w:pPr>
-        <w:rPr/>
-      </w:pPr>
-      <w:r>
-        <w:rPr>
-          <w:rtl w:val="0"/>
-        </w:rPr>
-        <w:t xml:space="preserve">[ Describe the expected outcomes with as much detail as possible ]</w:t>
+        <w:t>Expected Deliverable</w:t>
+      </w:r>
+    </w:p>
+    <w:p>
+      <w:r>
+        <w:t>[ Describe the expected outcomes with as much detail as possible ]</w:t>
       </w:r>
     </w:p>
     <w:p>
@@ -334,16 +379,9 @@
           <w:ilvl w:val="0"/>
           <w:numId w:val="3"/>
         </w:numPr>
-        <w:ind w:left="720" w:hanging="360"/>
-        <w:rPr>
-          <w:u w:val="none"/>
-        </w:rPr>
-      </w:pPr>
-      <w:r>
-        <w:rPr>
-          <w:rtl w:val="0"/>
-        </w:rPr>
-        <w:t xml:space="preserve">[ Links to mockups, prototype, design flowcharts, etc. ]</w:t>
+      </w:pPr>
+      <w:r>
+        <w:t>[ Links to mockups, prototype, design flowcharts, etc. ]</w:t>
       </w:r>
     </w:p>
     <w:p>
@@ -352,52 +390,29 @@
           <w:ilvl w:val="0"/>
           <w:numId w:val="3"/>
         </w:numPr>
-        <w:ind w:left="720" w:hanging="360"/>
-        <w:rPr>
-          <w:u w:val="none"/>
-        </w:rPr>
-      </w:pPr>
-      <w:r>
-        <w:rPr>
-          <w:rtl w:val="0"/>
-        </w:rPr>
-        <w:t xml:space="preserve">XX</w:t>
-      </w:r>
-    </w:p>
-    <w:p>
-      <w:pPr>
-        <w:ind w:left="720" w:firstLine="0"/>
-        <w:rPr/>
-      </w:pPr>
-      <w:r>
-        <w:rPr>
-          <w:rtl w:val="0"/>
-        </w:rPr>
-      </w:r>
+      </w:pPr>
+      <w:r>
+        <w:t>XX</w:t>
+      </w:r>
+    </w:p>
+    <w:p>
+      <w:pPr>
+        <w:ind w:left="720"/>
+      </w:pPr>
     </w:p>
     <w:p>
       <w:pPr>
         <w:pStyle w:val="Heading3"/>
-        <w:rPr/>
-      </w:pPr>
-      <w:bookmarkStart w:colFirst="0" w:colLast="0" w:name="_y5m9864xt7g" w:id="5"/>
+      </w:pPr>
+      <w:bookmarkStart w:id="5" w:name="_y5m9864xt7g" w:colFirst="0" w:colLast="0"/>
       <w:bookmarkEnd w:id="5"/>
       <w:r>
-        <w:rPr>
-          <w:rtl w:val="0"/>
-        </w:rPr>
-        <w:t xml:space="preserve">Timeline &amp; Milestone</w:t>
-      </w:r>
-    </w:p>
-    <w:p>
-      <w:pPr>
-        <w:rPr/>
-      </w:pPr>
-      <w:r>
-        <w:rPr>
-          <w:rtl w:val="0"/>
-        </w:rPr>
-        <w:t xml:space="preserve">[ Describe the most important milestones here. Add links to additional documents or external project management tools ]</w:t>
+        <w:t>Timeline &amp; Milestone</w:t>
+      </w:r>
+    </w:p>
+    <w:p>
+      <w:r>
+        <w:t>[ Describe the most important milestones here. Add links to additional documents or external project management tools ]</w:t>
       </w:r>
     </w:p>
     <w:p>
@@ -406,15 +421,8 @@
           <w:ilvl w:val="0"/>
           <w:numId w:val="7"/>
         </w:numPr>
-        <w:ind w:left="720" w:hanging="360"/>
-        <w:rPr>
-          <w:u w:val="none"/>
-        </w:rPr>
-      </w:pPr>
-      <w:r>
-        <w:rPr>
-          <w:rtl w:val="0"/>
-        </w:rPr>
+      </w:pPr>
+      <w:r>
         <w:t xml:space="preserve">[ Milestone 1 ] - [ Check-in date, expected progress ] </w:t>
       </w:r>
     </w:p>
@@ -424,52 +432,29 @@
           <w:ilvl w:val="0"/>
           <w:numId w:val="7"/>
         </w:numPr>
-        <w:ind w:left="720" w:hanging="360"/>
-        <w:rPr>
-          <w:u w:val="none"/>
-        </w:rPr>
-      </w:pPr>
-      <w:r>
-        <w:rPr>
-          <w:rtl w:val="0"/>
-        </w:rPr>
-        <w:t xml:space="preserve">XX</w:t>
-      </w:r>
-    </w:p>
-    <w:p>
-      <w:pPr>
-        <w:ind w:left="720" w:firstLine="0"/>
-        <w:rPr/>
-      </w:pPr>
-      <w:r>
-        <w:rPr>
-          <w:rtl w:val="0"/>
-        </w:rPr>
-      </w:r>
+      </w:pPr>
+      <w:r>
+        <w:t>XX</w:t>
+      </w:r>
+    </w:p>
+    <w:p>
+      <w:pPr>
+        <w:ind w:left="720"/>
+      </w:pPr>
     </w:p>
     <w:p>
       <w:pPr>
         <w:pStyle w:val="Heading3"/>
-        <w:rPr/>
-      </w:pPr>
-      <w:bookmarkStart w:colFirst="0" w:colLast="0" w:name="_1ykpsqijdtae" w:id="6"/>
+      </w:pPr>
+      <w:bookmarkStart w:id="6" w:name="_1ykpsqijdtae" w:colFirst="0" w:colLast="0"/>
       <w:bookmarkEnd w:id="6"/>
       <w:r>
-        <w:rPr>
-          <w:rtl w:val="0"/>
-        </w:rPr>
-        <w:t xml:space="preserve">Communication Plan</w:t>
-      </w:r>
-    </w:p>
-    <w:p>
-      <w:pPr>
-        <w:rPr/>
-      </w:pPr>
-      <w:r>
-        <w:rPr>
-          <w:rtl w:val="0"/>
-        </w:rPr>
-        <w:t xml:space="preserve">[ Describe how you will keep stakeholders informed. Write down all types of communication channels: project Slack channel, regular emails/meetings, shared project trackers) ]</w:t>
+        <w:t>Communication Plan</w:t>
+      </w:r>
+    </w:p>
+    <w:p>
+      <w:r>
+        <w:t>[ Describe how you will keep stakeholders informed. Write down all types of communication channels: project Slack channel, regular emails/meetings, shared project trackers) ]</w:t>
       </w:r>
     </w:p>
     <w:p>
@@ -478,15 +463,8 @@
           <w:ilvl w:val="0"/>
           <w:numId w:val="2"/>
         </w:numPr>
-        <w:ind w:left="720" w:hanging="360"/>
-        <w:rPr>
-          <w:u w:val="none"/>
-        </w:rPr>
-      </w:pPr>
-      <w:r>
-        <w:rPr>
-          <w:rtl w:val="0"/>
-        </w:rPr>
+      </w:pPr>
+      <w:r>
         <w:t xml:space="preserve">[ Meeting name ] - [ Purpose, cadence (weekly, daily, etc.) ] </w:t>
       </w:r>
     </w:p>
@@ -496,52 +474,30 @@
           <w:ilvl w:val="0"/>
           <w:numId w:val="2"/>
         </w:numPr>
-        <w:ind w:left="720" w:hanging="360"/>
-        <w:rPr>
-          <w:u w:val="none"/>
-        </w:rPr>
-      </w:pPr>
-      <w:r>
-        <w:rPr>
-          <w:rtl w:val="0"/>
-        </w:rPr>
-        <w:t xml:space="preserve">XX</w:t>
-      </w:r>
-    </w:p>
-    <w:p>
-      <w:pPr>
-        <w:ind w:left="720" w:firstLine="0"/>
-        <w:rPr/>
-      </w:pPr>
-      <w:r>
-        <w:rPr>
-          <w:rtl w:val="0"/>
-        </w:rPr>
-      </w:r>
+      </w:pPr>
+      <w:r>
+        <w:t>XX</w:t>
+      </w:r>
+    </w:p>
+    <w:p>
+      <w:pPr>
+        <w:ind w:left="720"/>
+      </w:pPr>
     </w:p>
     <w:p>
       <w:pPr>
         <w:pStyle w:val="Heading3"/>
-        <w:rPr/>
-      </w:pPr>
-      <w:bookmarkStart w:colFirst="0" w:colLast="0" w:name="_ehyk7lupx6h" w:id="7"/>
+      </w:pPr>
+      <w:bookmarkStart w:id="7" w:name="_ehyk7lupx6h" w:colFirst="0" w:colLast="0"/>
       <w:bookmarkEnd w:id="7"/>
       <w:r>
-        <w:rPr>
-          <w:rtl w:val="0"/>
-        </w:rPr>
-        <w:t xml:space="preserve">Further Resource &amp; Reference</w:t>
-      </w:r>
-    </w:p>
-    <w:p>
-      <w:pPr>
-        <w:rPr/>
-      </w:pPr>
-      <w:r>
-        <w:rPr>
-          <w:rtl w:val="0"/>
-        </w:rPr>
-        <w:t xml:space="preserve">[ Links to additional resources ]</w:t>
+        <w:lastRenderedPageBreak/>
+        <w:t>Further Resource &amp; Reference</w:t>
+      </w:r>
+    </w:p>
+    <w:p>
+      <w:r>
+        <w:t>[ Links to additional resources ]</w:t>
       </w:r>
     </w:p>
     <w:p>
@@ -550,16 +506,9 @@
           <w:ilvl w:val="0"/>
           <w:numId w:val="6"/>
         </w:numPr>
-        <w:ind w:left="720" w:hanging="360"/>
-        <w:rPr>
-          <w:u w:val="none"/>
-        </w:rPr>
-      </w:pPr>
-      <w:r>
-        <w:rPr>
-          <w:rtl w:val="0"/>
-        </w:rPr>
-        <w:t xml:space="preserve">[ Past analysis and projects ]</w:t>
+      </w:pPr>
+      <w:r>
+        <w:t>[ Past analysis and projects ]</w:t>
       </w:r>
     </w:p>
     <w:p>
@@ -568,16 +517,9 @@
           <w:ilvl w:val="0"/>
           <w:numId w:val="6"/>
         </w:numPr>
-        <w:ind w:left="720" w:hanging="360"/>
-        <w:rPr>
-          <w:u w:val="none"/>
-        </w:rPr>
-      </w:pPr>
-      <w:r>
-        <w:rPr>
-          <w:rtl w:val="0"/>
-        </w:rPr>
-        <w:t xml:space="preserve">[ Technical documentation about data resources ]</w:t>
+      </w:pPr>
+      <w:r>
+        <w:t>[ Technical documentation about data resources ]</w:t>
       </w:r>
     </w:p>
     <w:p>
@@ -586,54 +528,100 @@
           <w:ilvl w:val="0"/>
           <w:numId w:val="6"/>
         </w:numPr>
-        <w:ind w:left="720" w:hanging="360"/>
-        <w:rPr>
-          <w:u w:val="none"/>
-        </w:rPr>
-      </w:pPr>
-      <w:r>
-        <w:rPr>
-          <w:rtl w:val="0"/>
-        </w:rPr>
-        <w:t xml:space="preserve">[ Context materials provided by stakeholders ]</w:t>
+      </w:pPr>
+      <w:r>
+        <w:t>[ Context materials provided by stakeholders ]</w:t>
       </w:r>
     </w:p>
     <w:sectPr>
-      <w:headerReference r:id="rId6" w:type="default"/>
-      <w:pgSz w:h="15840" w:w="12240" w:orient="portrait"/>
-      <w:pgMar w:bottom="1440" w:top="1440" w:left="1440" w:right="1440" w:header="720" w:footer="720"/>
+      <w:headerReference w:type="default" r:id="rId7"/>
+      <w:pgSz w:w="12240" w:h="15840"/>
+      <w:pgMar w:top="1440" w:right="1440" w:bottom="1440" w:left="1440" w:header="720" w:footer="720" w:gutter="0"/>
       <w:pgNumType w:start="1"/>
+      <w:cols w:space="720"/>
     </w:sectPr>
   </w:body>
 </w:document>
 </file>
 
+<file path=word/endnotes.xml><?xml version="1.0" encoding="utf-8"?>
+<w:endnotes xmlns:wpc="http://schemas.microsoft.com/office/word/2010/wordprocessingCanvas" xmlns:cx="http://schemas.microsoft.com/office/drawing/2014/chartex" xmlns:cx1="http://schemas.microsoft.com/office/drawing/2015/9/8/chartex" xmlns:cx2="http://schemas.microsoft.com/office/drawing/2015/10/21/chartex" xmlns:cx3="http://schemas.microsoft.com/office/drawing/2016/5/9/chartex" xmlns:cx4="http://schemas.microsoft.com/office/drawing/2016/5/10/chartex" xmlns:cx5="http://schemas.microsoft.com/office/drawing/2016/5/11/chartex" xmlns:cx6="http://schemas.microsoft.com/office/drawing/2016/5/12/chartex" xmlns:cx7="http://schemas.microsoft.com/office/drawing/2016/5/13/chartex" xmlns:cx8="http://schemas.microsoft.com/office/drawing/2016/5/14/chartex" xmlns:mc="http://schemas.openxmlformats.org/markup-compatibility/2006" xmlns:aink="http://schemas.microsoft.com/office/drawing/2016/ink" xmlns:am3d="http://schemas.microsoft.com/office/drawing/2017/model3d" xmlns:o="urn:schemas-microsoft-com:office:office" xmlns:oel="http://schemas.microsoft.com/office/2019/extlst" xmlns:r="http://schemas.openxmlformats.org/officeDocument/2006/relationships" xmlns:m="http://schemas.openxmlformats.org/officeDocument/2006/math" xmlns:v="urn:schemas-microsoft-com:vml" xmlns:wp14="http://schemas.microsoft.com/office/word/2010/wordprocessingDrawing" xmlns:wp="http://schemas.openxmlformats.org/drawingml/2006/wordprocessingDrawing" xmlns:w10="urn:schemas-microsoft-com:office:word" xmlns:w="http://schemas.openxmlformats.org/wordprocessingml/2006/main" xmlns:w14="http://schemas.microsoft.com/office/word/2010/wordml" xmlns:w15="http://schemas.microsoft.com/office/word/2012/wordml" xmlns:w16cex="http://schemas.microsoft.com/office/word/2018/wordml/cex" xmlns:w16cid="http://schemas.microsoft.com/office/word/2016/wordml/cid" xmlns:w16="http://schemas.microsoft.com/office/word/2018/wordml" xmlns:w16du="http://schemas.microsoft.com/office/word/2023/wordml/word16du" xmlns:w16sdtdh="http://schemas.microsoft.com/office/word/2020/wordml/sdtdatahash" xmlns:w16sdtfl="http://schemas.microsoft.com/office/word/2024/wordml/sdtformatlock" xmlns:w16se="http://schemas.microsoft.com/office/word/2015/wordml/symex" xmlns:wpg="http://schemas.microsoft.com/office/word/2010/wordprocessingGroup" xmlns:wpi="http://schemas.microsoft.com/office/word/2010/wordprocessingInk" xmlns:wne="http://schemas.microsoft.com/office/word/2006/wordml" xmlns:wps="http://schemas.microsoft.com/office/word/2010/wordprocessingShape" mc:Ignorable="w14 w15 w16se w16cid w16 w16cex w16sdtdh w16sdtfl w16du wp14">
+  <w:endnote w:type="separator" w:id="-1">
+    <w:p>
+      <w:pPr>
+        <w:spacing w:line="240" w:lineRule="auto"/>
+      </w:pPr>
+      <w:r>
+        <w:separator/>
+      </w:r>
+    </w:p>
+  </w:endnote>
+  <w:endnote w:type="continuationSeparator" w:id="0">
+    <w:p>
+      <w:pPr>
+        <w:spacing w:line="240" w:lineRule="auto"/>
+      </w:pPr>
+      <w:r>
+        <w:continuationSeparator/>
+      </w:r>
+    </w:p>
+  </w:endnote>
+</w:endnotes>
+</file>
+
+<file path=word/footnotes.xml><?xml version="1.0" encoding="utf-8"?>
+<w:footnotes xmlns:wpc="http://schemas.microsoft.com/office/word/2010/wordprocessingCanvas" xmlns:cx="http://schemas.microsoft.com/office/drawing/2014/chartex" xmlns:cx1="http://schemas.microsoft.com/office/drawing/2015/9/8/chartex" xmlns:cx2="http://schemas.microsoft.com/office/drawing/2015/10/21/chartex" xmlns:cx3="http://schemas.microsoft.com/office/drawing/2016/5/9/chartex" xmlns:cx4="http://schemas.microsoft.com/office/drawing/2016/5/10/chartex" xmlns:cx5="http://schemas.microsoft.com/office/drawing/2016/5/11/chartex" xmlns:cx6="http://schemas.microsoft.com/office/drawing/2016/5/12/chartex" xmlns:cx7="http://schemas.microsoft.com/office/drawing/2016/5/13/chartex" xmlns:cx8="http://schemas.microsoft.com/office/drawing/2016/5/14/chartex" xmlns:mc="http://schemas.openxmlformats.org/markup-compatibility/2006" xmlns:aink="http://schemas.microsoft.com/office/drawing/2016/ink" xmlns:am3d="http://schemas.microsoft.com/office/drawing/2017/model3d" xmlns:o="urn:schemas-microsoft-com:office:office" xmlns:oel="http://schemas.microsoft.com/office/2019/extlst" xmlns:r="http://schemas.openxmlformats.org/officeDocument/2006/relationships" xmlns:m="http://schemas.openxmlformats.org/officeDocument/2006/math" xmlns:v="urn:schemas-microsoft-com:vml" xmlns:wp14="http://schemas.microsoft.com/office/word/2010/wordprocessingDrawing" xmlns:wp="http://schemas.openxmlformats.org/drawingml/2006/wordprocessingDrawing" xmlns:w10="urn:schemas-microsoft-com:office:word" xmlns:w="http://schemas.openxmlformats.org/wordprocessingml/2006/main" xmlns:w14="http://schemas.microsoft.com/office/word/2010/wordml" xmlns:w15="http://schemas.microsoft.com/office/word/2012/wordml" xmlns:w16cex="http://schemas.microsoft.com/office/word/2018/wordml/cex" xmlns:w16cid="http://schemas.microsoft.com/office/word/2016/wordml/cid" xmlns:w16="http://schemas.microsoft.com/office/word/2018/wordml" xmlns:w16du="http://schemas.microsoft.com/office/word/2023/wordml/word16du" xmlns:w16sdtdh="http://schemas.microsoft.com/office/word/2020/wordml/sdtdatahash" xmlns:w16sdtfl="http://schemas.microsoft.com/office/word/2024/wordml/sdtformatlock" xmlns:w16se="http://schemas.microsoft.com/office/word/2015/wordml/symex" xmlns:wpg="http://schemas.microsoft.com/office/word/2010/wordprocessingGroup" xmlns:wpi="http://schemas.microsoft.com/office/word/2010/wordprocessingInk" xmlns:wne="http://schemas.microsoft.com/office/word/2006/wordml" xmlns:wps="http://schemas.microsoft.com/office/word/2010/wordprocessingShape" mc:Ignorable="w14 w15 w16se w16cid w16 w16cex w16sdtdh w16sdtfl w16du wp14">
+  <w:footnote w:type="separator" w:id="-1">
+    <w:p>
+      <w:pPr>
+        <w:spacing w:line="240" w:lineRule="auto"/>
+      </w:pPr>
+      <w:r>
+        <w:separator/>
+      </w:r>
+    </w:p>
+  </w:footnote>
+  <w:footnote w:type="continuationSeparator" w:id="0">
+    <w:p>
+      <w:pPr>
+        <w:spacing w:line="240" w:lineRule="auto"/>
+      </w:pPr>
+      <w:r>
+        <w:continuationSeparator/>
+      </w:r>
+    </w:p>
+  </w:footnote>
+</w:footnotes>
+</file>
+
 <file path=word/header1.xml><?xml version="1.0" encoding="utf-8"?>
-<w:hdr xmlns:mc="http://schemas.openxmlformats.org/markup-compatibility/2006" xmlns:o="urn:schemas-microsoft-com:office:office" xmlns:r="http://schemas.openxmlformats.org/officeDocument/2006/relationships" xmlns:m="http://schemas.openxmlformats.org/officeDocument/2006/math" xmlns:v="urn:schemas-microsoft-com:vml" xmlns:wp="http://schemas.openxmlformats.org/drawingml/2006/wordprocessingDrawing" xmlns:w10="urn:schemas-microsoft-com:office:word" xmlns:w="http://schemas.openxmlformats.org/wordprocessingml/2006/main" xmlns:wne="http://schemas.microsoft.com/office/word/2006/wordml" xmlns:sl="http://schemas.openxmlformats.org/schemaLibrary/2006/main" xmlns:a="http://schemas.openxmlformats.org/drawingml/2006/main" xmlns:pic="http://schemas.openxmlformats.org/drawingml/2006/picture" xmlns:c="http://schemas.openxmlformats.org/drawingml/2006/chart" xmlns:lc="http://schemas.openxmlformats.org/drawingml/2006/lockedCanvas" xmlns:dgm="http://schemas.openxmlformats.org/drawingml/2006/diagram" xmlns:wps="http://schemas.microsoft.com/office/word/2010/wordprocessingShape" xmlns:wpg="http://schemas.microsoft.com/office/word/2010/wordprocessingGroup" xmlns:w14="http://schemas.microsoft.com/office/word/2010/wordml" xmlns:w15="http://schemas.microsoft.com/office/word/2012/wordml" xmlns:w16="http://schemas.microsoft.com/office/word/2018/wordml" xmlns:w16cex="http://schemas.microsoft.com/office/word/2018/wordml/cex" xmlns:w16cid="http://schemas.microsoft.com/office/word/2016/wordml/cid" xmlns="http://schemas.microsoft.com/office/tasks/2019/documenttasks" xmlns:cr="http://schemas.microsoft.com/office/comments/2020/reactions">
+<w:hdr xmlns:wpc="http://schemas.microsoft.com/office/word/2010/wordprocessingCanvas" xmlns:cx="http://schemas.microsoft.com/office/drawing/2014/chartex" xmlns:cx1="http://schemas.microsoft.com/office/drawing/2015/9/8/chartex" xmlns:cx2="http://schemas.microsoft.com/office/drawing/2015/10/21/chartex" xmlns:cx3="http://schemas.microsoft.com/office/drawing/2016/5/9/chartex" xmlns:cx4="http://schemas.microsoft.com/office/drawing/2016/5/10/chartex" xmlns:cx5="http://schemas.microsoft.com/office/drawing/2016/5/11/chartex" xmlns:cx6="http://schemas.microsoft.com/office/drawing/2016/5/12/chartex" xmlns:cx7="http://schemas.microsoft.com/office/drawing/2016/5/13/chartex" xmlns:cx8="http://schemas.microsoft.com/office/drawing/2016/5/14/chartex" xmlns:mc="http://schemas.openxmlformats.org/markup-compatibility/2006" xmlns:aink="http://schemas.microsoft.com/office/drawing/2016/ink" xmlns:am3d="http://schemas.microsoft.com/office/drawing/2017/model3d" xmlns:o="urn:schemas-microsoft-com:office:office" xmlns:oel="http://schemas.microsoft.com/office/2019/extlst" xmlns:r="http://schemas.openxmlformats.org/officeDocument/2006/relationships" xmlns:m="http://schemas.openxmlformats.org/officeDocument/2006/math" xmlns:v="urn:schemas-microsoft-com:vml" xmlns:wp14="http://schemas.microsoft.com/office/word/2010/wordprocessingDrawing" xmlns:wp="http://schemas.openxmlformats.org/drawingml/2006/wordprocessingDrawing" xmlns:w10="urn:schemas-microsoft-com:office:word" xmlns:w="http://schemas.openxmlformats.org/wordprocessingml/2006/main" xmlns:w14="http://schemas.microsoft.com/office/word/2010/wordml" xmlns:w15="http://schemas.microsoft.com/office/word/2012/wordml" xmlns:w16cex="http://schemas.microsoft.com/office/word/2018/wordml/cex" xmlns:w16cid="http://schemas.microsoft.com/office/word/2016/wordml/cid" xmlns:w16="http://schemas.microsoft.com/office/word/2018/wordml" xmlns:w16du="http://schemas.microsoft.com/office/word/2023/wordml/word16du" xmlns:w16sdtdh="http://schemas.microsoft.com/office/word/2020/wordml/sdtdatahash" xmlns:w16sdtfl="http://schemas.microsoft.com/office/word/2024/wordml/sdtformatlock" xmlns:w16se="http://schemas.microsoft.com/office/word/2015/wordml/symex" xmlns:wpg="http://schemas.microsoft.com/office/word/2010/wordprocessingGroup" xmlns:wpi="http://schemas.microsoft.com/office/word/2010/wordprocessingInk" xmlns:wne="http://schemas.microsoft.com/office/word/2006/wordml" xmlns:wps="http://schemas.microsoft.com/office/word/2010/wordprocessingShape" mc:Ignorable="w14 w15 w16se w16cid w16 w16cex w16sdtdh w16sdtfl w16du wp14">
   <w:p>
     <w:pPr>
       <w:rPr>
-        <w:i w:val="1"/>
-        <w:iCs w:val="1"/>
-        <w:color w:val="b7b7b7"/>
+        <w:i/>
+        <w:iCs/>
+        <w:color w:val="B7B7B7"/>
       </w:rPr>
     </w:pPr>
     <w:r>
       <w:rPr>
-        <w:i w:val="1"/>
-        <w:iCs w:val="1"/>
-        <w:color w:val="b7b7b7"/>
-        <w:rtl w:val="0"/>
-      </w:rPr>
-      <w:t xml:space="preserve">[Add the company header for a formal look. Credit: Tyler Jin]</w:t>
+        <w:i/>
+        <w:iCs/>
+        <w:color w:val="B7B7B7"/>
+      </w:rPr>
+      <w:t>[Add the company header for a formal look. Credit: Tyler Jin]</w:t>
     </w:r>
   </w:p>
 </w:hdr>
 </file>
 
 <file path=word/numbering.xml><?xml version="1.0" encoding="utf-8"?>
-<w:numbering xmlns:mc="http://schemas.openxmlformats.org/markup-compatibility/2006" xmlns:o="urn:schemas-microsoft-com:office:office" xmlns:r="http://schemas.openxmlformats.org/officeDocument/2006/relationships" xmlns:m="http://schemas.openxmlformats.org/officeDocument/2006/math" xmlns:v="urn:schemas-microsoft-com:vml" xmlns:wp="http://schemas.openxmlformats.org/drawingml/2006/wordprocessingDrawing" xmlns:w10="urn:schemas-microsoft-com:office:word" xmlns:w="http://schemas.openxmlformats.org/wordprocessingml/2006/main" xmlns:wne="http://schemas.microsoft.com/office/word/2006/wordml" xmlns:sl="http://schemas.openxmlformats.org/schemaLibrary/2006/main" xmlns:a="http://schemas.openxmlformats.org/drawingml/2006/main" xmlns:pic="http://schemas.openxmlformats.org/drawingml/2006/picture" xmlns:c="http://schemas.openxmlformats.org/drawingml/2006/chart" xmlns:lc="http://schemas.openxmlformats.org/drawingml/2006/lockedCanvas" xmlns:dgm="http://schemas.openxmlformats.org/drawingml/2006/diagram" xmlns:wps="http://schemas.microsoft.com/office/word/2010/wordprocessingShape" xmlns:wpg="http://schemas.microsoft.com/office/word/2010/wordprocessingGroup" xmlns:w14="http://schemas.microsoft.com/office/word/2010/wordml" xmlns:w15="http://schemas.microsoft.com/office/word/2012/wordml" xmlns:w16="http://schemas.microsoft.com/office/word/2018/wordml" xmlns:w16cex="http://schemas.microsoft.com/office/word/2018/wordml/cex" xmlns:w16cid="http://schemas.microsoft.com/office/word/2016/wordml/cid" xmlns="http://schemas.microsoft.com/office/tasks/2019/documenttasks" xmlns:cr="http://schemas.microsoft.com/office/comments/2020/reactions">
-  <w:abstractNum w:abstractNumId="1">
+<w:numbering xmlns:wpc="http://schemas.microsoft.com/office/word/2010/wordprocessingCanvas" xmlns:cx="http://schemas.microsoft.com/office/drawing/2014/chartex" xmlns:cx1="http://schemas.microsoft.com/office/drawing/2015/9/8/chartex" xmlns:cx2="http://schemas.microsoft.com/office/drawing/2015/10/21/chartex" xmlns:cx3="http://schemas.microsoft.com/office/drawing/2016/5/9/chartex" xmlns:cx4="http://schemas.microsoft.com/office/drawing/2016/5/10/chartex" xmlns:cx5="http://schemas.microsoft.com/office/drawing/2016/5/11/chartex" xmlns:cx6="http://schemas.microsoft.com/office/drawing/2016/5/12/chartex" xmlns:cx7="http://schemas.microsoft.com/office/drawing/2016/5/13/chartex" xmlns:cx8="http://schemas.microsoft.com/office/drawing/2016/5/14/chartex" xmlns:mc="http://schemas.openxmlformats.org/markup-compatibility/2006" xmlns:aink="http://schemas.microsoft.com/office/drawing/2016/ink" xmlns:am3d="http://schemas.microsoft.com/office/drawing/2017/model3d" xmlns:o="urn:schemas-microsoft-com:office:office" xmlns:oel="http://schemas.microsoft.com/office/2019/extlst" xmlns:r="http://schemas.openxmlformats.org/officeDocument/2006/relationships" xmlns:m="http://schemas.openxmlformats.org/officeDocument/2006/math" xmlns:v="urn:schemas-microsoft-com:vml" xmlns:wp14="http://schemas.microsoft.com/office/word/2010/wordprocessingDrawing" xmlns:wp="http://schemas.openxmlformats.org/drawingml/2006/wordprocessingDrawing" xmlns:w10="urn:schemas-microsoft-com:office:word" xmlns:w="http://schemas.openxmlformats.org/wordprocessingml/2006/main" xmlns:w14="http://schemas.microsoft.com/office/word/2010/wordml" xmlns:w15="http://schemas.microsoft.com/office/word/2012/wordml" xmlns:w16cex="http://schemas.microsoft.com/office/word/2018/wordml/cex" xmlns:w16cid="http://schemas.microsoft.com/office/word/2016/wordml/cid" xmlns:w16="http://schemas.microsoft.com/office/word/2018/wordml" xmlns:w16du="http://schemas.microsoft.com/office/word/2023/wordml/word16du" xmlns:w16sdtdh="http://schemas.microsoft.com/office/word/2020/wordml/sdtdatahash" xmlns:w16sdtfl="http://schemas.microsoft.com/office/word/2024/wordml/sdtformatlock" xmlns:w16se="http://schemas.microsoft.com/office/word/2015/wordml/symex" xmlns:wpg="http://schemas.microsoft.com/office/word/2010/wordprocessingGroup" xmlns:wpi="http://schemas.microsoft.com/office/word/2010/wordprocessingInk" xmlns:wne="http://schemas.microsoft.com/office/word/2006/wordml" xmlns:wps="http://schemas.microsoft.com/office/word/2010/wordprocessingShape" mc:Ignorable="w14 w15 w16se w16cid w16 w16cex w16sdtdh w16sdtfl w16du wp14">
+  <w:abstractNum w:abstractNumId="0" w15:restartNumberingAfterBreak="0">
+    <w:nsid w:val="088D29D1"/>
+    <w:multiLevelType w:val="multilevel"/>
+    <w:tmpl w:val="64D84ED8"/>
     <w:lvl w:ilvl="0">
       <w:start w:val="1"/>
       <w:numFmt w:val="bullet"/>
@@ -743,7 +731,10 @@
       </w:rPr>
     </w:lvl>
   </w:abstractNum>
-  <w:abstractNum w:abstractNumId="2">
+  <w:abstractNum w:abstractNumId="1" w15:restartNumberingAfterBreak="0">
+    <w:nsid w:val="1DDD67D4"/>
+    <w:multiLevelType w:val="multilevel"/>
+    <w:tmpl w:val="EF8ED6CA"/>
     <w:lvl w:ilvl="0">
       <w:start w:val="1"/>
       <w:numFmt w:val="bullet"/>
@@ -853,7 +844,10 @@
       </w:rPr>
     </w:lvl>
   </w:abstractNum>
-  <w:abstractNum w:abstractNumId="3">
+  <w:abstractNum w:abstractNumId="2" w15:restartNumberingAfterBreak="0">
+    <w:nsid w:val="39261D02"/>
+    <w:multiLevelType w:val="multilevel"/>
+    <w:tmpl w:val="250CA93E"/>
     <w:lvl w:ilvl="0">
       <w:start w:val="1"/>
       <w:numFmt w:val="bullet"/>
@@ -963,7 +957,10 @@
       </w:rPr>
     </w:lvl>
   </w:abstractNum>
-  <w:abstractNum w:abstractNumId="4">
+  <w:abstractNum w:abstractNumId="3" w15:restartNumberingAfterBreak="0">
+    <w:nsid w:val="3D95435A"/>
+    <w:multiLevelType w:val="multilevel"/>
+    <w:tmpl w:val="40B82060"/>
     <w:lvl w:ilvl="0">
       <w:start w:val="1"/>
       <w:numFmt w:val="bullet"/>
@@ -1073,7 +1070,10 @@
       </w:rPr>
     </w:lvl>
   </w:abstractNum>
-  <w:abstractNum w:abstractNumId="5">
+  <w:abstractNum w:abstractNumId="4" w15:restartNumberingAfterBreak="0">
+    <w:nsid w:val="3F0847CD"/>
+    <w:multiLevelType w:val="multilevel"/>
+    <w:tmpl w:val="8CB0D7BA"/>
     <w:lvl w:ilvl="0">
       <w:start w:val="1"/>
       <w:numFmt w:val="bullet"/>
@@ -1183,7 +1183,10 @@
       </w:rPr>
     </w:lvl>
   </w:abstractNum>
-  <w:abstractNum w:abstractNumId="6">
+  <w:abstractNum w:abstractNumId="5" w15:restartNumberingAfterBreak="0">
+    <w:nsid w:val="4E880124"/>
+    <w:multiLevelType w:val="multilevel"/>
+    <w:tmpl w:val="CC86E022"/>
     <w:lvl w:ilvl="0">
       <w:start w:val="1"/>
       <w:numFmt w:val="bullet"/>
@@ -1293,7 +1296,99 @@
       </w:rPr>
     </w:lvl>
   </w:abstractNum>
-  <w:abstractNum w:abstractNumId="7">
+  <w:abstractNum w:abstractNumId="6" w15:restartNumberingAfterBreak="0">
+    <w:nsid w:val="5CF312B7"/>
+    <w:multiLevelType w:val="hybridMultilevel"/>
+    <w:tmpl w:val="0BA657C0"/>
+    <w:lvl w:ilvl="0" w:tplc="0409000F">
+      <w:start w:val="1"/>
+      <w:numFmt w:val="decimal"/>
+      <w:lvlText w:val="%1."/>
+      <w:lvlJc w:val="left"/>
+      <w:pPr>
+        <w:ind w:left="720" w:hanging="360"/>
+      </w:pPr>
+      <w:rPr>
+        <w:rFonts w:hint="default"/>
+      </w:rPr>
+    </w:lvl>
+    <w:lvl w:ilvl="1" w:tplc="04090019" w:tentative="1">
+      <w:start w:val="1"/>
+      <w:numFmt w:val="lowerLetter"/>
+      <w:lvlText w:val="%2."/>
+      <w:lvlJc w:val="left"/>
+      <w:pPr>
+        <w:ind w:left="1440" w:hanging="360"/>
+      </w:pPr>
+    </w:lvl>
+    <w:lvl w:ilvl="2" w:tplc="0409001B" w:tentative="1">
+      <w:start w:val="1"/>
+      <w:numFmt w:val="lowerRoman"/>
+      <w:lvlText w:val="%3."/>
+      <w:lvlJc w:val="right"/>
+      <w:pPr>
+        <w:ind w:left="2160" w:hanging="180"/>
+      </w:pPr>
+    </w:lvl>
+    <w:lvl w:ilvl="3" w:tplc="0409000F" w:tentative="1">
+      <w:start w:val="1"/>
+      <w:numFmt w:val="decimal"/>
+      <w:lvlText w:val="%4."/>
+      <w:lvlJc w:val="left"/>
+      <w:pPr>
+        <w:ind w:left="2880" w:hanging="360"/>
+      </w:pPr>
+    </w:lvl>
+    <w:lvl w:ilvl="4" w:tplc="04090019" w:tentative="1">
+      <w:start w:val="1"/>
+      <w:numFmt w:val="lowerLetter"/>
+      <w:lvlText w:val="%5."/>
+      <w:lvlJc w:val="left"/>
+      <w:pPr>
+        <w:ind w:left="3600" w:hanging="360"/>
+      </w:pPr>
+    </w:lvl>
+    <w:lvl w:ilvl="5" w:tplc="0409001B" w:tentative="1">
+      <w:start w:val="1"/>
+      <w:numFmt w:val="lowerRoman"/>
+      <w:lvlText w:val="%6."/>
+      <w:lvlJc w:val="right"/>
+      <w:pPr>
+        <w:ind w:left="4320" w:hanging="180"/>
+      </w:pPr>
+    </w:lvl>
+    <w:lvl w:ilvl="6" w:tplc="0409000F" w:tentative="1">
+      <w:start w:val="1"/>
+      <w:numFmt w:val="decimal"/>
+      <w:lvlText w:val="%7."/>
+      <w:lvlJc w:val="left"/>
+      <w:pPr>
+        <w:ind w:left="5040" w:hanging="360"/>
+      </w:pPr>
+    </w:lvl>
+    <w:lvl w:ilvl="7" w:tplc="04090019" w:tentative="1">
+      <w:start w:val="1"/>
+      <w:numFmt w:val="lowerLetter"/>
+      <w:lvlText w:val="%8."/>
+      <w:lvlJc w:val="left"/>
+      <w:pPr>
+        <w:ind w:left="5760" w:hanging="360"/>
+      </w:pPr>
+    </w:lvl>
+    <w:lvl w:ilvl="8" w:tplc="0409001B" w:tentative="1">
+      <w:start w:val="1"/>
+      <w:numFmt w:val="lowerRoman"/>
+      <w:lvlText w:val="%9."/>
+      <w:lvlJc w:val="right"/>
+      <w:pPr>
+        <w:ind w:left="6480" w:hanging="180"/>
+      </w:pPr>
+    </w:lvl>
+  </w:abstractNum>
+  <w:abstractNum w:abstractNumId="7" w15:restartNumberingAfterBreak="0">
+    <w:nsid w:val="63B56214"/>
+    <w:multiLevelType w:val="multilevel"/>
+    <w:tmpl w:val="A5E6FF46"/>
     <w:lvl w:ilvl="0">
       <w:start w:val="1"/>
       <w:numFmt w:val="bullet"/>
@@ -1403,39 +1498,42 @@
       </w:rPr>
     </w:lvl>
   </w:abstractNum>
-  <w:num w:numId="1">
+  <w:num w:numId="1" w16cid:durableId="766584690">
+    <w:abstractNumId w:val="0"/>
+  </w:num>
+  <w:num w:numId="2" w16cid:durableId="1777170374">
+    <w:abstractNumId w:val="4"/>
+  </w:num>
+  <w:num w:numId="3" w16cid:durableId="456604298">
     <w:abstractNumId w:val="1"/>
   </w:num>
-  <w:num w:numId="2">
+  <w:num w:numId="4" w16cid:durableId="1848443137">
+    <w:abstractNumId w:val="5"/>
+  </w:num>
+  <w:num w:numId="5" w16cid:durableId="1448155026">
+    <w:abstractNumId w:val="3"/>
+  </w:num>
+  <w:num w:numId="6" w16cid:durableId="1372267023">
+    <w:abstractNumId w:val="7"/>
+  </w:num>
+  <w:num w:numId="7" w16cid:durableId="327947956">
     <w:abstractNumId w:val="2"/>
   </w:num>
-  <w:num w:numId="3">
-    <w:abstractNumId w:val="3"/>
-  </w:num>
-  <w:num w:numId="4">
-    <w:abstractNumId w:val="4"/>
-  </w:num>
-  <w:num w:numId="5">
-    <w:abstractNumId w:val="5"/>
-  </w:num>
-  <w:num w:numId="6">
+  <w:num w:numId="8" w16cid:durableId="148980646">
     <w:abstractNumId w:val="6"/>
-  </w:num>
-  <w:num w:numId="7">
-    <w:abstractNumId w:val="7"/>
   </w:num>
 </w:numbering>
 </file>
 
 <file path=word/styles.xml><?xml version="1.0" encoding="utf-8"?>
-<w:styles xmlns:mc="http://schemas.openxmlformats.org/markup-compatibility/2006" xmlns:o="urn:schemas-microsoft-com:office:office" xmlns:r="http://schemas.openxmlformats.org/officeDocument/2006/relationships" xmlns:m="http://schemas.openxmlformats.org/officeDocument/2006/math" xmlns:v="urn:schemas-microsoft-com:vml" xmlns:wp="http://schemas.openxmlformats.org/drawingml/2006/wordprocessingDrawing" xmlns:w10="urn:schemas-microsoft-com:office:word" xmlns:w="http://schemas.openxmlformats.org/wordprocessingml/2006/main" xmlns:wne="http://schemas.microsoft.com/office/word/2006/wordml" xmlns:sl="http://schemas.openxmlformats.org/schemaLibrary/2006/main" xmlns:a="http://schemas.openxmlformats.org/drawingml/2006/main" xmlns:pic="http://schemas.openxmlformats.org/drawingml/2006/picture" xmlns:c="http://schemas.openxmlformats.org/drawingml/2006/chart" xmlns:lc="http://schemas.openxmlformats.org/drawingml/2006/lockedCanvas" xmlns:dgm="http://schemas.openxmlformats.org/drawingml/2006/diagram" xmlns:wps="http://schemas.microsoft.com/office/word/2010/wordprocessingShape" xmlns:wpg="http://schemas.microsoft.com/office/word/2010/wordprocessingGroup" xmlns:w14="http://schemas.microsoft.com/office/word/2010/wordml" xmlns:w15="http://schemas.microsoft.com/office/word/2012/wordml" xmlns:w16="http://schemas.microsoft.com/office/word/2018/wordml" xmlns:w16cex="http://schemas.microsoft.com/office/word/2018/wordml/cex" xmlns:w16cid="http://schemas.microsoft.com/office/word/2016/wordml/cid" xmlns="http://schemas.microsoft.com/office/tasks/2019/documenttasks" xmlns:cr="http://schemas.microsoft.com/office/comments/2020/reactions">
+<w:styles xmlns:mc="http://schemas.openxmlformats.org/markup-compatibility/2006" xmlns:r="http://schemas.openxmlformats.org/officeDocument/2006/relationships" xmlns:w="http://schemas.openxmlformats.org/wordprocessingml/2006/main" xmlns:w14="http://schemas.microsoft.com/office/word/2010/wordml" xmlns:w15="http://schemas.microsoft.com/office/word/2012/wordml" xmlns:w16cex="http://schemas.microsoft.com/office/word/2018/wordml/cex" xmlns:w16cid="http://schemas.microsoft.com/office/word/2016/wordml/cid" xmlns:w16="http://schemas.microsoft.com/office/word/2018/wordml" xmlns:w16du="http://schemas.microsoft.com/office/word/2023/wordml/word16du" xmlns:w16sdtdh="http://schemas.microsoft.com/office/word/2020/wordml/sdtdatahash" xmlns:w16sdtfl="http://schemas.microsoft.com/office/word/2024/wordml/sdtformatlock" xmlns:w16se="http://schemas.microsoft.com/office/word/2015/wordml/symex" mc:Ignorable="w14 w15 w16se w16cid w16 w16cex w16sdtdh w16sdtfl w16du">
   <w:docDefaults>
     <w:rPrDefault>
       <w:rPr>
-        <w:rFonts w:ascii="Arial" w:cs="Arial" w:eastAsia="Arial" w:hAnsi="Arial"/>
+        <w:rFonts w:ascii="Arial" w:eastAsia="Arial" w:hAnsi="Arial" w:cs="Arial"/>
         <w:sz w:val="22"/>
         <w:szCs w:val="22"/>
-        <w:lang w:val="en"/>
+        <w:lang w:val="en" w:eastAsia="en-US" w:bidi="ar-SA"/>
       </w:rPr>
     </w:rPrDefault>
     <w:pPrDefault>
@@ -1444,29 +1542,399 @@
       </w:pPr>
     </w:pPrDefault>
   </w:docDefaults>
-  <w:style w:type="table" w:styleId="TableNormal" w:default="1">
-    <w:name w:val="TableNormal"/>
-    <w:tblPr>
-      <w:tblCellMar>
-        <w:top w:w="100.0" w:type="dxa"/>
-        <w:left w:w="100.0" w:type="dxa"/>
-        <w:bottom w:w="100.0" w:type="dxa"/>
-        <w:right w:w="100.0" w:type="dxa"/>
-      </w:tblCellMar>
-    </w:tblPr>
-  </w:style>
-  <w:style w:type="paragraph" w:styleId="Normal" w:default="1">
-    <w:name w:val="normal"/>
+  <w:latentStyles w:defLockedState="0" w:defUIPriority="99" w:defSemiHidden="0" w:defUnhideWhenUsed="0" w:defQFormat="0" w:count="376">
+    <w:lsdException w:name="Normal" w:uiPriority="0" w:qFormat="1"/>
+    <w:lsdException w:name="heading 1" w:uiPriority="9" w:qFormat="1"/>
+    <w:lsdException w:name="heading 2" w:semiHidden="1" w:uiPriority="9" w:unhideWhenUsed="1" w:qFormat="1"/>
+    <w:lsdException w:name="heading 3" w:semiHidden="1" w:uiPriority="9" w:unhideWhenUsed="1" w:qFormat="1"/>
+    <w:lsdException w:name="heading 4" w:semiHidden="1" w:uiPriority="9" w:unhideWhenUsed="1" w:qFormat="1"/>
+    <w:lsdException w:name="heading 5" w:semiHidden="1" w:uiPriority="9" w:unhideWhenUsed="1" w:qFormat="1"/>
+    <w:lsdException w:name="heading 6" w:semiHidden="1" w:uiPriority="9" w:unhideWhenUsed="1" w:qFormat="1"/>
+    <w:lsdException w:name="heading 7" w:semiHidden="1" w:uiPriority="9" w:unhideWhenUsed="1" w:qFormat="1"/>
+    <w:lsdException w:name="heading 8" w:semiHidden="1" w:uiPriority="9" w:unhideWhenUsed="1" w:qFormat="1"/>
+    <w:lsdException w:name="heading 9" w:semiHidden="1" w:uiPriority="9" w:unhideWhenUsed="1" w:qFormat="1"/>
+    <w:lsdException w:name="index 1" w:semiHidden="1" w:unhideWhenUsed="1"/>
+    <w:lsdException w:name="index 2" w:semiHidden="1" w:unhideWhenUsed="1"/>
+    <w:lsdException w:name="index 3" w:semiHidden="1" w:unhideWhenUsed="1"/>
+    <w:lsdException w:name="index 4" w:semiHidden="1" w:unhideWhenUsed="1"/>
+    <w:lsdException w:name="index 5" w:semiHidden="1" w:unhideWhenUsed="1"/>
+    <w:lsdException w:name="index 6" w:semiHidden="1" w:unhideWhenUsed="1"/>
+    <w:lsdException w:name="index 7" w:semiHidden="1" w:unhideWhenUsed="1"/>
+    <w:lsdException w:name="index 8" w:semiHidden="1" w:unhideWhenUsed="1"/>
+    <w:lsdException w:name="index 9" w:semiHidden="1" w:unhideWhenUsed="1"/>
+    <w:lsdException w:name="toc 1" w:semiHidden="1" w:uiPriority="39" w:unhideWhenUsed="1"/>
+    <w:lsdException w:name="toc 2" w:semiHidden="1" w:uiPriority="39" w:unhideWhenUsed="1"/>
+    <w:lsdException w:name="toc 3" w:semiHidden="1" w:uiPriority="39" w:unhideWhenUsed="1"/>
+    <w:lsdException w:name="toc 4" w:semiHidden="1" w:uiPriority="39" w:unhideWhenUsed="1"/>
+    <w:lsdException w:name="toc 5" w:semiHidden="1" w:uiPriority="39" w:unhideWhenUsed="1"/>
+    <w:lsdException w:name="toc 6" w:semiHidden="1" w:uiPriority="39" w:unhideWhenUsed="1"/>
+    <w:lsdException w:name="toc 7" w:semiHidden="1" w:uiPriority="39" w:unhideWhenUsed="1"/>
+    <w:lsdException w:name="toc 8" w:semiHidden="1" w:uiPriority="39" w:unhideWhenUsed="1"/>
+    <w:lsdException w:name="toc 9" w:semiHidden="1" w:uiPriority="39" w:unhideWhenUsed="1"/>
+    <w:lsdException w:name="Normal Indent" w:semiHidden="1" w:unhideWhenUsed="1"/>
+    <w:lsdException w:name="footnote text" w:semiHidden="1" w:unhideWhenUsed="1"/>
+    <w:lsdException w:name="annotation text" w:semiHidden="1" w:unhideWhenUsed="1"/>
+    <w:lsdException w:name="header" w:semiHidden="1" w:unhideWhenUsed="1"/>
+    <w:lsdException w:name="footer" w:semiHidden="1" w:unhideWhenUsed="1"/>
+    <w:lsdException w:name="index heading" w:semiHidden="1" w:unhideWhenUsed="1"/>
+    <w:lsdException w:name="caption" w:semiHidden="1" w:uiPriority="35" w:unhideWhenUsed="1" w:qFormat="1"/>
+    <w:lsdException w:name="table of figures" w:semiHidden="1" w:unhideWhenUsed="1"/>
+    <w:lsdException w:name="envelope address" w:semiHidden="1" w:unhideWhenUsed="1"/>
+    <w:lsdException w:name="envelope return" w:semiHidden="1" w:unhideWhenUsed="1"/>
+    <w:lsdException w:name="footnote reference" w:semiHidden="1" w:unhideWhenUsed="1"/>
+    <w:lsdException w:name="annotation reference" w:semiHidden="1" w:unhideWhenUsed="1"/>
+    <w:lsdException w:name="line number" w:semiHidden="1" w:unhideWhenUsed="1"/>
+    <w:lsdException w:name="page number" w:semiHidden="1" w:unhideWhenUsed="1"/>
+    <w:lsdException w:name="endnote reference" w:semiHidden="1" w:unhideWhenUsed="1"/>
+    <w:lsdException w:name="endnote text" w:semiHidden="1" w:unhideWhenUsed="1"/>
+    <w:lsdException w:name="table of authorities" w:semiHidden="1" w:unhideWhenUsed="1"/>
+    <w:lsdException w:name="macro" w:semiHidden="1" w:unhideWhenUsed="1"/>
+    <w:lsdException w:name="toa heading" w:semiHidden="1" w:unhideWhenUsed="1"/>
+    <w:lsdException w:name="List" w:semiHidden="1" w:unhideWhenUsed="1"/>
+    <w:lsdException w:name="List Bullet" w:semiHidden="1" w:unhideWhenUsed="1"/>
+    <w:lsdException w:name="List Number" w:semiHidden="1" w:unhideWhenUsed="1"/>
+    <w:lsdException w:name="List 2" w:semiHidden="1" w:unhideWhenUsed="1"/>
+    <w:lsdException w:name="List 3" w:semiHidden="1" w:unhideWhenUsed="1"/>
+    <w:lsdException w:name="List 4" w:semiHidden="1" w:unhideWhenUsed="1"/>
+    <w:lsdException w:name="List 5" w:semiHidden="1" w:unhideWhenUsed="1"/>
+    <w:lsdException w:name="List Bullet 2" w:semiHidden="1" w:unhideWhenUsed="1"/>
+    <w:lsdException w:name="List Bullet 3" w:semiHidden="1" w:unhideWhenUsed="1"/>
+    <w:lsdException w:name="List Bullet 4" w:semiHidden="1" w:unhideWhenUsed="1"/>
+    <w:lsdException w:name="List Bullet 5" w:semiHidden="1" w:unhideWhenUsed="1"/>
+    <w:lsdException w:name="List Number 2" w:semiHidden="1" w:unhideWhenUsed="1"/>
+    <w:lsdException w:name="List Number 3" w:semiHidden="1" w:unhideWhenUsed="1"/>
+    <w:lsdException w:name="List Number 4" w:semiHidden="1" w:unhideWhenUsed="1"/>
+    <w:lsdException w:name="List Number 5" w:semiHidden="1" w:unhideWhenUsed="1"/>
+    <w:lsdException w:name="Title" w:uiPriority="10" w:qFormat="1"/>
+    <w:lsdException w:name="Closing" w:semiHidden="1" w:unhideWhenUsed="1"/>
+    <w:lsdException w:name="Signature" w:semiHidden="1" w:unhideWhenUsed="1"/>
+    <w:lsdException w:name="Default Paragraph Font" w:semiHidden="1" w:uiPriority="1" w:unhideWhenUsed="1"/>
+    <w:lsdException w:name="Body Text" w:semiHidden="1" w:unhideWhenUsed="1"/>
+    <w:lsdException w:name="Body Text Indent" w:semiHidden="1" w:unhideWhenUsed="1"/>
+    <w:lsdException w:name="List Continue" w:semiHidden="1" w:unhideWhenUsed="1"/>
+    <w:lsdException w:name="List Continue 2" w:semiHidden="1" w:unhideWhenUsed="1"/>
+    <w:lsdException w:name="List Continue 3" w:semiHidden="1" w:unhideWhenUsed="1"/>
+    <w:lsdException w:name="List Continue 4" w:semiHidden="1" w:unhideWhenUsed="1"/>
+    <w:lsdException w:name="List Continue 5" w:semiHidden="1" w:unhideWhenUsed="1"/>
+    <w:lsdException w:name="Message Header" w:semiHidden="1" w:unhideWhenUsed="1"/>
+    <w:lsdException w:name="Subtitle" w:uiPriority="11" w:qFormat="1"/>
+    <w:lsdException w:name="Salutation" w:semiHidden="1" w:unhideWhenUsed="1"/>
+    <w:lsdException w:name="Date" w:semiHidden="1" w:unhideWhenUsed="1"/>
+    <w:lsdException w:name="Body Text First Indent" w:semiHidden="1" w:unhideWhenUsed="1"/>
+    <w:lsdException w:name="Body Text First Indent 2" w:semiHidden="1" w:unhideWhenUsed="1"/>
+    <w:lsdException w:name="Note Heading" w:semiHidden="1" w:unhideWhenUsed="1"/>
+    <w:lsdException w:name="Body Text 2" w:semiHidden="1" w:unhideWhenUsed="1"/>
+    <w:lsdException w:name="Body Text 3" w:semiHidden="1" w:unhideWhenUsed="1"/>
+    <w:lsdException w:name="Body Text Indent 2" w:semiHidden="1" w:unhideWhenUsed="1"/>
+    <w:lsdException w:name="Body Text Indent 3" w:semiHidden="1" w:unhideWhenUsed="1"/>
+    <w:lsdException w:name="Block Text" w:semiHidden="1" w:unhideWhenUsed="1"/>
+    <w:lsdException w:name="Hyperlink" w:semiHidden="1" w:unhideWhenUsed="1"/>
+    <w:lsdException w:name="FollowedHyperlink" w:semiHidden="1" w:unhideWhenUsed="1"/>
+    <w:lsdException w:name="Strong" w:uiPriority="22" w:qFormat="1"/>
+    <w:lsdException w:name="Emphasis" w:uiPriority="20" w:qFormat="1"/>
+    <w:lsdException w:name="Document Map" w:semiHidden="1" w:unhideWhenUsed="1"/>
+    <w:lsdException w:name="Plain Text" w:semiHidden="1" w:unhideWhenUsed="1"/>
+    <w:lsdException w:name="E-mail Signature" w:semiHidden="1" w:unhideWhenUsed="1"/>
+    <w:lsdException w:name="HTML Top of Form" w:semiHidden="1" w:unhideWhenUsed="1"/>
+    <w:lsdException w:name="HTML Bottom of Form" w:semiHidden="1" w:unhideWhenUsed="1"/>
+    <w:lsdException w:name="Normal (Web)" w:semiHidden="1" w:unhideWhenUsed="1"/>
+    <w:lsdException w:name="HTML Acronym" w:semiHidden="1" w:unhideWhenUsed="1"/>
+    <w:lsdException w:name="HTML Address" w:semiHidden="1" w:unhideWhenUsed="1"/>
+    <w:lsdException w:name="HTML Cite" w:semiHidden="1" w:unhideWhenUsed="1"/>
+    <w:lsdException w:name="HTML Code" w:semiHidden="1" w:unhideWhenUsed="1"/>
+    <w:lsdException w:name="HTML Definition" w:semiHidden="1" w:unhideWhenUsed="1"/>
+    <w:lsdException w:name="HTML Keyboard" w:semiHidden="1" w:unhideWhenUsed="1"/>
+    <w:lsdException w:name="HTML Preformatted" w:semiHidden="1" w:unhideWhenUsed="1"/>
+    <w:lsdException w:name="HTML Sample" w:semiHidden="1" w:unhideWhenUsed="1"/>
+    <w:lsdException w:name="HTML Typewriter" w:semiHidden="1" w:unhideWhenUsed="1"/>
+    <w:lsdException w:name="HTML Variable" w:semiHidden="1" w:unhideWhenUsed="1"/>
+    <w:lsdException w:name="Normal Table" w:semiHidden="1" w:unhideWhenUsed="1"/>
+    <w:lsdException w:name="annotation subject" w:semiHidden="1" w:unhideWhenUsed="1"/>
+    <w:lsdException w:name="No List" w:semiHidden="1" w:unhideWhenUsed="1"/>
+    <w:lsdException w:name="Outline List 1" w:semiHidden="1" w:unhideWhenUsed="1"/>
+    <w:lsdException w:name="Outline List 2" w:semiHidden="1" w:unhideWhenUsed="1"/>
+    <w:lsdException w:name="Outline List 3" w:semiHidden="1" w:unhideWhenUsed="1"/>
+    <w:lsdException w:name="Table Simple 1" w:semiHidden="1" w:unhideWhenUsed="1"/>
+    <w:lsdException w:name="Table Simple 2" w:semiHidden="1" w:unhideWhenUsed="1"/>
+    <w:lsdException w:name="Table Simple 3" w:semiHidden="1" w:unhideWhenUsed="1"/>
+    <w:lsdException w:name="Table Classic 1" w:semiHidden="1" w:unhideWhenUsed="1"/>
+    <w:lsdException w:name="Table Classic 2" w:semiHidden="1" w:unhideWhenUsed="1"/>
+    <w:lsdException w:name="Table Classic 3" w:semiHidden="1" w:unhideWhenUsed="1"/>
+    <w:lsdException w:name="Table Classic 4" w:semiHidden="1" w:unhideWhenUsed="1"/>
+    <w:lsdException w:name="Table Colorful 1" w:semiHidden="1" w:unhideWhenUsed="1"/>
+    <w:lsdException w:name="Table Colorful 2" w:semiHidden="1" w:unhideWhenUsed="1"/>
+    <w:lsdException w:name="Table Colorful 3" w:semiHidden="1" w:unhideWhenUsed="1"/>
+    <w:lsdException w:name="Table Columns 1" w:semiHidden="1" w:unhideWhenUsed="1"/>
+    <w:lsdException w:name="Table Columns 2" w:semiHidden="1" w:unhideWhenUsed="1"/>
+    <w:lsdException w:name="Table Columns 3" w:semiHidden="1" w:unhideWhenUsed="1"/>
+    <w:lsdException w:name="Table Columns 4" w:semiHidden="1" w:unhideWhenUsed="1"/>
+    <w:lsdException w:name="Table Columns 5" w:semiHidden="1" w:unhideWhenUsed="1"/>
+    <w:lsdException w:name="Table Grid 1" w:semiHidden="1" w:unhideWhenUsed="1"/>
+    <w:lsdException w:name="Table Grid 2" w:semiHidden="1" w:unhideWhenUsed="1"/>
+    <w:lsdException w:name="Table Grid 3" w:semiHidden="1" w:unhideWhenUsed="1"/>
+    <w:lsdException w:name="Table Grid 4" w:semiHidden="1" w:unhideWhenUsed="1"/>
+    <w:lsdException w:name="Table Grid 5" w:semiHidden="1" w:unhideWhenUsed="1"/>
+    <w:lsdException w:name="Table Grid 6" w:semiHidden="1" w:unhideWhenUsed="1"/>
+    <w:lsdException w:name="Table Grid 7" w:semiHidden="1" w:unhideWhenUsed="1"/>
+    <w:lsdException w:name="Table Grid 8" w:semiHidden="1" w:unhideWhenUsed="1"/>
+    <w:lsdException w:name="Table List 1" w:semiHidden="1" w:unhideWhenUsed="1"/>
+    <w:lsdException w:name="Table List 2" w:semiHidden="1" w:unhideWhenUsed="1"/>
+    <w:lsdException w:name="Table List 3" w:semiHidden="1" w:unhideWhenUsed="1"/>
+    <w:lsdException w:name="Table List 4" w:semiHidden="1" w:unhideWhenUsed="1"/>
+    <w:lsdException w:name="Table List 5" w:semiHidden="1" w:unhideWhenUsed="1"/>
+    <w:lsdException w:name="Table List 6" w:semiHidden="1" w:unhideWhenUsed="1"/>
+    <w:lsdException w:name="Table List 7" w:semiHidden="1" w:unhideWhenUsed="1"/>
+    <w:lsdException w:name="Table List 8" w:semiHidden="1" w:unhideWhenUsed="1"/>
+    <w:lsdException w:name="Table 3D effects 1" w:semiHidden="1" w:unhideWhenUsed="1"/>
+    <w:lsdException w:name="Table 3D effects 2" w:semiHidden="1" w:unhideWhenUsed="1"/>
+    <w:lsdException w:name="Table 3D effects 3" w:semiHidden="1" w:unhideWhenUsed="1"/>
+    <w:lsdException w:name="Table Contemporary" w:semiHidden="1" w:unhideWhenUsed="1"/>
+    <w:lsdException w:name="Table Elegant" w:semiHidden="1" w:unhideWhenUsed="1"/>
+    <w:lsdException w:name="Table Professional" w:semiHidden="1" w:unhideWhenUsed="1"/>
+    <w:lsdException w:name="Table Subtle 1" w:semiHidden="1" w:unhideWhenUsed="1"/>
+    <w:lsdException w:name="Table Subtle 2" w:semiHidden="1" w:unhideWhenUsed="1"/>
+    <w:lsdException w:name="Table Web 1" w:semiHidden="1" w:unhideWhenUsed="1"/>
+    <w:lsdException w:name="Table Web 2" w:semiHidden="1" w:unhideWhenUsed="1"/>
+    <w:lsdException w:name="Table Web 3" w:semiHidden="1" w:unhideWhenUsed="1"/>
+    <w:lsdException w:name="Balloon Text" w:semiHidden="1" w:unhideWhenUsed="1"/>
+    <w:lsdException w:name="Table Grid" w:uiPriority="39"/>
+    <w:lsdException w:name="Table Theme" w:semiHidden="1" w:unhideWhenUsed="1"/>
+    <w:lsdException w:name="Placeholder Text" w:semiHidden="1"/>
+    <w:lsdException w:name="No Spacing" w:uiPriority="1" w:qFormat="1"/>
+    <w:lsdException w:name="Light Shading" w:uiPriority="60"/>
+    <w:lsdException w:name="Light List" w:uiPriority="61"/>
+    <w:lsdException w:name="Light Grid" w:uiPriority="62"/>
+    <w:lsdException w:name="Medium Shading 1" w:uiPriority="63"/>
+    <w:lsdException w:name="Medium Shading 2" w:uiPriority="64"/>
+    <w:lsdException w:name="Medium List 1" w:uiPriority="65"/>
+    <w:lsdException w:name="Medium List 2" w:uiPriority="66"/>
+    <w:lsdException w:name="Medium Grid 1" w:uiPriority="67"/>
+    <w:lsdException w:name="Medium Grid 2" w:uiPriority="68"/>
+    <w:lsdException w:name="Medium Grid 3" w:uiPriority="69"/>
+    <w:lsdException w:name="Dark List" w:uiPriority="70"/>
+    <w:lsdException w:name="Colorful Shading" w:uiPriority="71"/>
+    <w:lsdException w:name="Colorful List" w:uiPriority="72"/>
+    <w:lsdException w:name="Colorful Grid" w:uiPriority="73"/>
+    <w:lsdException w:name="Light Shading Accent 1" w:uiPriority="60"/>
+    <w:lsdException w:name="Light List Accent 1" w:uiPriority="61"/>
+    <w:lsdException w:name="Light Grid Accent 1" w:uiPriority="62"/>
+    <w:lsdException w:name="Medium Shading 1 Accent 1" w:uiPriority="63"/>
+    <w:lsdException w:name="Medium Shading 2 Accent 1" w:uiPriority="64"/>
+    <w:lsdException w:name="Medium List 1 Accent 1" w:uiPriority="65"/>
+    <w:lsdException w:name="Revision" w:semiHidden="1"/>
+    <w:lsdException w:name="List Paragraph" w:uiPriority="34" w:qFormat="1"/>
+    <w:lsdException w:name="Quote" w:uiPriority="29" w:qFormat="1"/>
+    <w:lsdException w:name="Intense Quote" w:uiPriority="30" w:qFormat="1"/>
+    <w:lsdException w:name="Medium List 2 Accent 1" w:uiPriority="66"/>
+    <w:lsdException w:name="Medium Grid 1 Accent 1" w:uiPriority="67"/>
+    <w:lsdException w:name="Medium Grid 2 Accent 1" w:uiPriority="68"/>
+    <w:lsdException w:name="Medium Grid 3 Accent 1" w:uiPriority="69"/>
+    <w:lsdException w:name="Dark List Accent 1" w:uiPriority="70"/>
+    <w:lsdException w:name="Colorful Shading Accent 1" w:uiPriority="71"/>
+    <w:lsdException w:name="Colorful List Accent 1" w:uiPriority="72"/>
+    <w:lsdException w:name="Colorful Grid Accent 1" w:uiPriority="73"/>
+    <w:lsdException w:name="Light Shading Accent 2" w:uiPriority="60"/>
+    <w:lsdException w:name="Light List Accent 2" w:uiPriority="61"/>
+    <w:lsdException w:name="Light Grid Accent 2" w:uiPriority="62"/>
+    <w:lsdException w:name="Medium Shading 1 Accent 2" w:uiPriority="63"/>
+    <w:lsdException w:name="Medium Shading 2 Accent 2" w:uiPriority="64"/>
+    <w:lsdException w:name="Medium List 1 Accent 2" w:uiPriority="65"/>
+    <w:lsdException w:name="Medium List 2 Accent 2" w:uiPriority="66"/>
+    <w:lsdException w:name="Medium Grid 1 Accent 2" w:uiPriority="67"/>
+    <w:lsdException w:name="Medium Grid 2 Accent 2" w:uiPriority="68"/>
+    <w:lsdException w:name="Medium Grid 3 Accent 2" w:uiPriority="69"/>
+    <w:lsdException w:name="Dark List Accent 2" w:uiPriority="70"/>
+    <w:lsdException w:name="Colorful Shading Accent 2" w:uiPriority="71"/>
+    <w:lsdException w:name="Colorful List Accent 2" w:uiPriority="72"/>
+    <w:lsdException w:name="Colorful Grid Accent 2" w:uiPriority="73"/>
+    <w:lsdException w:name="Light Shading Accent 3" w:uiPriority="60"/>
+    <w:lsdException w:name="Light List Accent 3" w:uiPriority="61"/>
+    <w:lsdException w:name="Light Grid Accent 3" w:uiPriority="62"/>
+    <w:lsdException w:name="Medium Shading 1 Accent 3" w:uiPriority="63"/>
+    <w:lsdException w:name="Medium Shading 2 Accent 3" w:uiPriority="64"/>
+    <w:lsdException w:name="Medium List 1 Accent 3" w:uiPriority="65"/>
+    <w:lsdException w:name="Medium List 2 Accent 3" w:uiPriority="66"/>
+    <w:lsdException w:name="Medium Grid 1 Accent 3" w:uiPriority="67"/>
+    <w:lsdException w:name="Medium Grid 2 Accent 3" w:uiPriority="68"/>
+    <w:lsdException w:name="Medium Grid 3 Accent 3" w:uiPriority="69"/>
+    <w:lsdException w:name="Dark List Accent 3" w:uiPriority="70"/>
+    <w:lsdException w:name="Colorful Shading Accent 3" w:uiPriority="71"/>
+    <w:lsdException w:name="Colorful List Accent 3" w:uiPriority="72"/>
+    <w:lsdException w:name="Colorful Grid Accent 3" w:uiPriority="73"/>
+    <w:lsdException w:name="Light Shading Accent 4" w:uiPriority="60"/>
+    <w:lsdException w:name="Light List Accent 4" w:uiPriority="61"/>
+    <w:lsdException w:name="Light Grid Accent 4" w:uiPriority="62"/>
+    <w:lsdException w:name="Medium Shading 1 Accent 4" w:uiPriority="63"/>
+    <w:lsdException w:name="Medium Shading 2 Accent 4" w:uiPriority="64"/>
+    <w:lsdException w:name="Medium List 1 Accent 4" w:uiPriority="65"/>
+    <w:lsdException w:name="Medium List 2 Accent 4" w:uiPriority="66"/>
+    <w:lsdException w:name="Medium Grid 1 Accent 4" w:uiPriority="67"/>
+    <w:lsdException w:name="Medium Grid 2 Accent 4" w:uiPriority="68"/>
+    <w:lsdException w:name="Medium Grid 3 Accent 4" w:uiPriority="69"/>
+    <w:lsdException w:name="Dark List Accent 4" w:uiPriority="70"/>
+    <w:lsdException w:name="Colorful Shading Accent 4" w:uiPriority="71"/>
+    <w:lsdException w:name="Colorful List Accent 4" w:uiPriority="72"/>
+    <w:lsdException w:name="Colorful Grid Accent 4" w:uiPriority="73"/>
+    <w:lsdException w:name="Light Shading Accent 5" w:uiPriority="60"/>
+    <w:lsdException w:name="Light List Accent 5" w:uiPriority="61"/>
+    <w:lsdException w:name="Light Grid Accent 5" w:uiPriority="62"/>
+    <w:lsdException w:name="Medium Shading 1 Accent 5" w:uiPriority="63"/>
+    <w:lsdException w:name="Medium Shading 2 Accent 5" w:uiPriority="64"/>
+    <w:lsdException w:name="Medium List 1 Accent 5" w:uiPriority="65"/>
+    <w:lsdException w:name="Medium List 2 Accent 5" w:uiPriority="66"/>
+    <w:lsdException w:name="Medium Grid 1 Accent 5" w:uiPriority="67"/>
+    <w:lsdException w:name="Medium Grid 2 Accent 5" w:uiPriority="68"/>
+    <w:lsdException w:name="Medium Grid 3 Accent 5" w:uiPriority="69"/>
+    <w:lsdException w:name="Dark List Accent 5" w:uiPriority="70"/>
+    <w:lsdException w:name="Colorful Shading Accent 5" w:uiPriority="71"/>
+    <w:lsdException w:name="Colorful List Accent 5" w:uiPriority="72"/>
+    <w:lsdException w:name="Colorful Grid Accent 5" w:uiPriority="73"/>
+    <w:lsdException w:name="Light Shading Accent 6" w:uiPriority="60"/>
+    <w:lsdException w:name="Light List Accent 6" w:uiPriority="61"/>
+    <w:lsdException w:name="Light Grid Accent 6" w:uiPriority="62"/>
+    <w:lsdException w:name="Medium Shading 1 Accent 6" w:uiPriority="63"/>
+    <w:lsdException w:name="Medium Shading 2 Accent 6" w:uiPriority="64"/>
+    <w:lsdException w:name="Medium List 1 Accent 6" w:uiPriority="65"/>
+    <w:lsdException w:name="Medium List 2 Accent 6" w:uiPriority="66"/>
+    <w:lsdException w:name="Medium Grid 1 Accent 6" w:uiPriority="67"/>
+    <w:lsdException w:name="Medium Grid 2 Accent 6" w:uiPriority="68"/>
+    <w:lsdException w:name="Medium Grid 3 Accent 6" w:uiPriority="69"/>
+    <w:lsdException w:name="Dark List Accent 6" w:uiPriority="70"/>
+    <w:lsdException w:name="Colorful Shading Accent 6" w:uiPriority="71"/>
+    <w:lsdException w:name="Colorful List Accent 6" w:uiPriority="72"/>
+    <w:lsdException w:name="Colorful Grid Accent 6" w:uiPriority="73"/>
+    <w:lsdException w:name="Subtle Emphasis" w:uiPriority="19" w:qFormat="1"/>
+    <w:lsdException w:name="Intense Emphasis" w:uiPriority="21" w:qFormat="1"/>
+    <w:lsdException w:name="Subtle Reference" w:uiPriority="31" w:qFormat="1"/>
+    <w:lsdException w:name="Intense Reference" w:uiPriority="32" w:qFormat="1"/>
+    <w:lsdException w:name="Book Title" w:uiPriority="33" w:qFormat="1"/>
+    <w:lsdException w:name="Bibliography" w:semiHidden="1" w:uiPriority="37" w:unhideWhenUsed="1"/>
+    <w:lsdException w:name="TOC Heading" w:semiHidden="1" w:uiPriority="39" w:unhideWhenUsed="1" w:qFormat="1"/>
+    <w:lsdException w:name="Plain Table 1" w:uiPriority="41"/>
+    <w:lsdException w:name="Plain Table 2" w:uiPriority="42"/>
+    <w:lsdException w:name="Plain Table 3" w:uiPriority="43"/>
+    <w:lsdException w:name="Plain Table 4" w:uiPriority="44"/>
+    <w:lsdException w:name="Plain Table 5" w:uiPriority="45"/>
+    <w:lsdException w:name="Grid Table Light" w:uiPriority="40"/>
+    <w:lsdException w:name="Grid Table 1 Light" w:uiPriority="46"/>
+    <w:lsdException w:name="Grid Table 2" w:uiPriority="47"/>
+    <w:lsdException w:name="Grid Table 3" w:uiPriority="48"/>
+    <w:lsdException w:name="Grid Table 4" w:uiPriority="49"/>
+    <w:lsdException w:name="Grid Table 5 Dark" w:uiPriority="50"/>
+    <w:lsdException w:name="Grid Table 6 Colorful" w:uiPriority="51"/>
+    <w:lsdException w:name="Grid Table 7 Colorful" w:uiPriority="52"/>
+    <w:lsdException w:name="Grid Table 1 Light Accent 1" w:uiPriority="46"/>
+    <w:lsdException w:name="Grid Table 2 Accent 1" w:uiPriority="47"/>
+    <w:lsdException w:name="Grid Table 3 Accent 1" w:uiPriority="48"/>
+    <w:lsdException w:name="Grid Table 4 Accent 1" w:uiPriority="49"/>
+    <w:lsdException w:name="Grid Table 5 Dark Accent 1" w:uiPriority="50"/>
+    <w:lsdException w:name="Grid Table 6 Colorful Accent 1" w:uiPriority="51"/>
+    <w:lsdException w:name="Grid Table 7 Colorful Accent 1" w:uiPriority="52"/>
+    <w:lsdException w:name="Grid Table 1 Light Accent 2" w:uiPriority="46"/>
+    <w:lsdException w:name="Grid Table 2 Accent 2" w:uiPriority="47"/>
+    <w:lsdException w:name="Grid Table 3 Accent 2" w:uiPriority="48"/>
+    <w:lsdException w:name="Grid Table 4 Accent 2" w:uiPriority="49"/>
+    <w:lsdException w:name="Grid Table 5 Dark Accent 2" w:uiPriority="50"/>
+    <w:lsdException w:name="Grid Table 6 Colorful Accent 2" w:uiPriority="51"/>
+    <w:lsdException w:name="Grid Table 7 Colorful Accent 2" w:uiPriority="52"/>
+    <w:lsdException w:name="Grid Table 1 Light Accent 3" w:uiPriority="46"/>
+    <w:lsdException w:name="Grid Table 2 Accent 3" w:uiPriority="47"/>
+    <w:lsdException w:name="Grid Table 3 Accent 3" w:uiPriority="48"/>
+    <w:lsdException w:name="Grid Table 4 Accent 3" w:uiPriority="49"/>
+    <w:lsdException w:name="Grid Table 5 Dark Accent 3" w:uiPriority="50"/>
+    <w:lsdException w:name="Grid Table 6 Colorful Accent 3" w:uiPriority="51"/>
+    <w:lsdException w:name="Grid Table 7 Colorful Accent 3" w:uiPriority="52"/>
+    <w:lsdException w:name="Grid Table 1 Light Accent 4" w:uiPriority="46"/>
+    <w:lsdException w:name="Grid Table 2 Accent 4" w:uiPriority="47"/>
+    <w:lsdException w:name="Grid Table 3 Accent 4" w:uiPriority="48"/>
+    <w:lsdException w:name="Grid Table 4 Accent 4" w:uiPriority="49"/>
+    <w:lsdException w:name="Grid Table 5 Dark Accent 4" w:uiPriority="50"/>
+    <w:lsdException w:name="Grid Table 6 Colorful Accent 4" w:uiPriority="51"/>
+    <w:lsdException w:name="Grid Table 7 Colorful Accent 4" w:uiPriority="52"/>
+    <w:lsdException w:name="Grid Table 1 Light Accent 5" w:uiPriority="46"/>
+    <w:lsdException w:name="Grid Table 2 Accent 5" w:uiPriority="47"/>
+    <w:lsdException w:name="Grid Table 3 Accent 5" w:uiPriority="48"/>
+    <w:lsdException w:name="Grid Table 4 Accent 5" w:uiPriority="49"/>
+    <w:lsdException w:name="Grid Table 5 Dark Accent 5" w:uiPriority="50"/>
+    <w:lsdException w:name="Grid Table 6 Colorful Accent 5" w:uiPriority="51"/>
+    <w:lsdException w:name="Grid Table 7 Colorful Accent 5" w:uiPriority="52"/>
+    <w:lsdException w:name="Grid Table 1 Light Accent 6" w:uiPriority="46"/>
+    <w:lsdException w:name="Grid Table 2 Accent 6" w:uiPriority="47"/>
+    <w:lsdException w:name="Grid Table 3 Accent 6" w:uiPriority="48"/>
+    <w:lsdException w:name="Grid Table 4 Accent 6" w:uiPriority="49"/>
+    <w:lsdException w:name="Grid Table 5 Dark Accent 6" w:uiPriority="50"/>
+    <w:lsdException w:name="Grid Table 6 Colorful Accent 6" w:uiPriority="51"/>
+    <w:lsdException w:name="Grid Table 7 Colorful Accent 6" w:uiPriority="52"/>
+    <w:lsdException w:name="List Table 1 Light" w:uiPriority="46"/>
+    <w:lsdException w:name="List Table 2" w:uiPriority="47"/>
+    <w:lsdException w:name="List Table 3" w:uiPriority="48"/>
+    <w:lsdException w:name="List Table 4" w:uiPriority="49"/>
+    <w:lsdException w:name="List Table 5 Dark" w:uiPriority="50"/>
+    <w:lsdException w:name="List Table 6 Colorful" w:uiPriority="51"/>
+    <w:lsdException w:name="List Table 7 Colorful" w:uiPriority="52"/>
+    <w:lsdException w:name="List Table 1 Light Accent 1" w:uiPriority="46"/>
+    <w:lsdException w:name="List Table 2 Accent 1" w:uiPriority="47"/>
+    <w:lsdException w:name="List Table 3 Accent 1" w:uiPriority="48"/>
+    <w:lsdException w:name="List Table 4 Accent 1" w:uiPriority="49"/>
+    <w:lsdException w:name="List Table 5 Dark Accent 1" w:uiPriority="50"/>
+    <w:lsdException w:name="List Table 6 Colorful Accent 1" w:uiPriority="51"/>
+    <w:lsdException w:name="List Table 7 Colorful Accent 1" w:uiPriority="52"/>
+    <w:lsdException w:name="List Table 1 Light Accent 2" w:uiPriority="46"/>
+    <w:lsdException w:name="List Table 2 Accent 2" w:uiPriority="47"/>
+    <w:lsdException w:name="List Table 3 Accent 2" w:uiPriority="48"/>
+    <w:lsdException w:name="List Table 4 Accent 2" w:uiPriority="49"/>
+    <w:lsdException w:name="List Table 5 Dark Accent 2" w:uiPriority="50"/>
+    <w:lsdException w:name="List Table 6 Colorful Accent 2" w:uiPriority="51"/>
+    <w:lsdException w:name="List Table 7 Colorful Accent 2" w:uiPriority="52"/>
+    <w:lsdException w:name="List Table 1 Light Accent 3" w:uiPriority="46"/>
+    <w:lsdException w:name="List Table 2 Accent 3" w:uiPriority="47"/>
+    <w:lsdException w:name="List Table 3 Accent 3" w:uiPriority="48"/>
+    <w:lsdException w:name="List Table 4 Accent 3" w:uiPriority="49"/>
+    <w:lsdException w:name="List Table 5 Dark Accent 3" w:uiPriority="50"/>
+    <w:lsdException w:name="List Table 6 Colorful Accent 3" w:uiPriority="51"/>
+    <w:lsdException w:name="List Table 7 Colorful Accent 3" w:uiPriority="52"/>
+    <w:lsdException w:name="List Table 1 Light Accent 4" w:uiPriority="46"/>
+    <w:lsdException w:name="List Table 2 Accent 4" w:uiPriority="47"/>
+    <w:lsdException w:name="List Table 3 Accent 4" w:uiPriority="48"/>
+    <w:lsdException w:name="List Table 4 Accent 4" w:uiPriority="49"/>
+    <w:lsdException w:name="List Table 5 Dark Accent 4" w:uiPriority="50"/>
+    <w:lsdException w:name="List Table 6 Colorful Accent 4" w:uiPriority="51"/>
+    <w:lsdException w:name="List Table 7 Colorful Accent 4" w:uiPriority="52"/>
+    <w:lsdException w:name="List Table 1 Light Accent 5" w:uiPriority="46"/>
+    <w:lsdException w:name="List Table 2 Accent 5" w:uiPriority="47"/>
+    <w:lsdException w:name="List Table 3 Accent 5" w:uiPriority="48"/>
+    <w:lsdException w:name="List Table 4 Accent 5" w:uiPriority="49"/>
+    <w:lsdException w:name="List Table 5 Dark Accent 5" w:uiPriority="50"/>
+    <w:lsdException w:name="List Table 6 Colorful Accent 5" w:uiPriority="51"/>
+    <w:lsdException w:name="List Table 7 Colorful Accent 5" w:uiPriority="52"/>
+    <w:lsdException w:name="List Table 1 Light Accent 6" w:uiPriority="46"/>
+    <w:lsdException w:name="List Table 2 Accent 6" w:uiPriority="47"/>
+    <w:lsdException w:name="List Table 3 Accent 6" w:uiPriority="48"/>
+    <w:lsdException w:name="List Table 4 Accent 6" w:uiPriority="49"/>
+    <w:lsdException w:name="List Table 5 Dark Accent 6" w:uiPriority="50"/>
+    <w:lsdException w:name="List Table 6 Colorful Accent 6" w:uiPriority="51"/>
+    <w:lsdException w:name="List Table 7 Colorful Accent 6" w:uiPriority="52"/>
+    <w:lsdException w:name="Mention" w:semiHidden="1" w:unhideWhenUsed="1"/>
+    <w:lsdException w:name="Smart Hyperlink" w:semiHidden="1" w:unhideWhenUsed="1"/>
+    <w:lsdException w:name="Hashtag" w:semiHidden="1" w:unhideWhenUsed="1"/>
+    <w:lsdException w:name="Unresolved Mention" w:semiHidden="1" w:unhideWhenUsed="1"/>
+    <w:lsdException w:name="Smart Link" w:semiHidden="1" w:unhideWhenUsed="1"/>
+  </w:latentStyles>
+  <w:style w:type="paragraph" w:default="1" w:styleId="Normal">
+    <w:name w:val="Normal"/>
+    <w:qFormat/>
   </w:style>
   <w:style w:type="paragraph" w:styleId="Heading1">
     <w:name w:val="heading 1"/>
     <w:basedOn w:val="Normal"/>
     <w:next w:val="Normal"/>
+    <w:uiPriority w:val="9"/>
+    <w:qFormat/>
     <w:pPr>
-      <w:keepNext w:val="1"/>
-      <w:keepLines w:val="1"/>
-      <w:pageBreakBefore w:val="0"/>
-      <w:spacing w:after="120" w:before="400" w:lineRule="auto"/>
+      <w:keepNext/>
+      <w:keepLines/>
+      <w:spacing w:before="400" w:after="120"/>
+      <w:outlineLvl w:val="0"/>
     </w:pPr>
     <w:rPr>
       <w:sz w:val="40"/>
@@ -1477,15 +1945,16 @@
     <w:name w:val="heading 2"/>
     <w:basedOn w:val="Normal"/>
     <w:next w:val="Normal"/>
+    <w:uiPriority w:val="9"/>
+    <w:unhideWhenUsed/>
+    <w:qFormat/>
     <w:pPr>
-      <w:keepNext w:val="1"/>
-      <w:keepLines w:val="1"/>
-      <w:pageBreakBefore w:val="0"/>
-      <w:spacing w:after="120" w:before="360" w:lineRule="auto"/>
+      <w:keepNext/>
+      <w:keepLines/>
+      <w:spacing w:before="360" w:after="120"/>
+      <w:outlineLvl w:val="1"/>
     </w:pPr>
     <w:rPr>
-      <w:b w:val="0"/>
-      <w:bCs w:val="0"/>
       <w:sz w:val="32"/>
       <w:szCs w:val="32"/>
     </w:rPr>
@@ -1494,13 +1963,17 @@
     <w:name w:val="heading 3"/>
     <w:basedOn w:val="Normal"/>
     <w:next w:val="Normal"/>
+    <w:uiPriority w:val="9"/>
+    <w:unhideWhenUsed/>
+    <w:qFormat/>
     <w:pPr>
-      <w:keepNext w:val="1"/>
-      <w:keepLines w:val="1"/>
-      <w:spacing w:after="80" w:before="320" w:lineRule="auto"/>
+      <w:keepNext/>
+      <w:keepLines/>
+      <w:spacing w:before="320" w:after="80"/>
+      <w:outlineLvl w:val="2"/>
     </w:pPr>
     <w:rPr>
-      <w:color w:val="4a86e8"/>
+      <w:color w:val="4A86E8"/>
       <w:sz w:val="28"/>
       <w:szCs w:val="28"/>
     </w:rPr>
@@ -1509,11 +1982,15 @@
     <w:name w:val="heading 4"/>
     <w:basedOn w:val="Normal"/>
     <w:next w:val="Normal"/>
+    <w:uiPriority w:val="9"/>
+    <w:semiHidden/>
+    <w:unhideWhenUsed/>
+    <w:qFormat/>
     <w:pPr>
-      <w:keepNext w:val="1"/>
-      <w:keepLines w:val="1"/>
-      <w:pageBreakBefore w:val="0"/>
-      <w:spacing w:after="80" w:before="280" w:lineRule="auto"/>
+      <w:keepNext/>
+      <w:keepLines/>
+      <w:spacing w:before="280" w:after="80"/>
+      <w:outlineLvl w:val="3"/>
     </w:pPr>
     <w:rPr>
       <w:color w:val="666666"/>
@@ -1525,45 +2002,88 @@
     <w:name w:val="heading 5"/>
     <w:basedOn w:val="Normal"/>
     <w:next w:val="Normal"/>
+    <w:uiPriority w:val="9"/>
+    <w:semiHidden/>
+    <w:unhideWhenUsed/>
+    <w:qFormat/>
     <w:pPr>
-      <w:keepNext w:val="1"/>
-      <w:keepLines w:val="1"/>
-      <w:pageBreakBefore w:val="0"/>
-      <w:spacing w:after="80" w:before="240" w:lineRule="auto"/>
+      <w:keepNext/>
+      <w:keepLines/>
+      <w:spacing w:before="240" w:after="80"/>
+      <w:outlineLvl w:val="4"/>
     </w:pPr>
     <w:rPr>
       <w:color w:val="666666"/>
-      <w:sz w:val="22"/>
-      <w:szCs w:val="22"/>
     </w:rPr>
   </w:style>
   <w:style w:type="paragraph" w:styleId="Heading6">
     <w:name w:val="heading 6"/>
     <w:basedOn w:val="Normal"/>
     <w:next w:val="Normal"/>
+    <w:uiPriority w:val="9"/>
+    <w:semiHidden/>
+    <w:unhideWhenUsed/>
+    <w:qFormat/>
     <w:pPr>
-      <w:keepNext w:val="1"/>
-      <w:keepLines w:val="1"/>
-      <w:pageBreakBefore w:val="0"/>
-      <w:spacing w:after="80" w:before="240" w:lineRule="auto"/>
+      <w:keepNext/>
+      <w:keepLines/>
+      <w:spacing w:before="240" w:after="80"/>
+      <w:outlineLvl w:val="5"/>
     </w:pPr>
     <w:rPr>
-      <w:i w:val="1"/>
-      <w:iCs w:val="1"/>
+      <w:i/>
+      <w:iCs/>
       <w:color w:val="666666"/>
-      <w:sz w:val="22"/>
-      <w:szCs w:val="22"/>
     </w:rPr>
+  </w:style>
+  <w:style w:type="character" w:default="1" w:styleId="DefaultParagraphFont">
+    <w:name w:val="Default Paragraph Font"/>
+    <w:uiPriority w:val="1"/>
+    <w:semiHidden/>
+    <w:unhideWhenUsed/>
+  </w:style>
+  <w:style w:type="table" w:default="1" w:styleId="TableNormal">
+    <w:name w:val="Normal Table"/>
+    <w:uiPriority w:val="99"/>
+    <w:semiHidden/>
+    <w:unhideWhenUsed/>
+    <w:tblPr>
+      <w:tblInd w:w="0" w:type="dxa"/>
+      <w:tblCellMar>
+        <w:top w:w="0" w:type="dxa"/>
+        <w:left w:w="108" w:type="dxa"/>
+        <w:bottom w:w="0" w:type="dxa"/>
+        <w:right w:w="108" w:type="dxa"/>
+      </w:tblCellMar>
+    </w:tblPr>
+  </w:style>
+  <w:style w:type="numbering" w:default="1" w:styleId="NoList">
+    <w:name w:val="No List"/>
+    <w:uiPriority w:val="99"/>
+    <w:semiHidden/>
+    <w:unhideWhenUsed/>
+  </w:style>
+  <w:style w:type="table" w:customStyle="1" w:styleId="TableNormal0">
+    <w:name w:val="TableNormal"/>
+    <w:tblPr>
+      <w:tblCellMar>
+        <w:top w:w="100" w:type="dxa"/>
+        <w:left w:w="100" w:type="dxa"/>
+        <w:bottom w:w="100" w:type="dxa"/>
+        <w:right w:w="100" w:type="dxa"/>
+      </w:tblCellMar>
+    </w:tblPr>
   </w:style>
   <w:style w:type="paragraph" w:styleId="Title">
     <w:name w:val="Title"/>
     <w:basedOn w:val="Normal"/>
     <w:next w:val="Normal"/>
+    <w:uiPriority w:val="10"/>
+    <w:qFormat/>
     <w:pPr>
-      <w:keepNext w:val="1"/>
-      <w:keepLines w:val="1"/>
-      <w:pageBreakBefore w:val="0"/>
-      <w:spacing w:after="60" w:before="0" w:lineRule="auto"/>
+      <w:keepNext/>
+      <w:keepLines/>
+      <w:spacing w:after="60"/>
     </w:pPr>
     <w:rPr>
       <w:sz w:val="52"/>
@@ -1574,20 +2094,29 @@
     <w:name w:val="Subtitle"/>
     <w:basedOn w:val="Normal"/>
     <w:next w:val="Normal"/>
+    <w:uiPriority w:val="11"/>
+    <w:qFormat/>
     <w:pPr>
-      <w:keepNext w:val="1"/>
-      <w:keepLines w:val="1"/>
-      <w:pageBreakBefore w:val="0"/>
-      <w:spacing w:after="320" w:before="0" w:lineRule="auto"/>
+      <w:keepNext/>
+      <w:keepLines/>
+      <w:spacing w:after="320"/>
     </w:pPr>
     <w:rPr>
-      <w:rFonts w:ascii="Arial" w:cs="Arial" w:eastAsia="Arial" w:hAnsi="Arial"/>
-      <w:i w:val="0"/>
-      <w:iCs w:val="0"/>
       <w:color w:val="666666"/>
       <w:sz w:val="30"/>
       <w:szCs w:val="30"/>
     </w:rPr>
+  </w:style>
+  <w:style w:type="paragraph" w:styleId="ListParagraph">
+    <w:name w:val="List Paragraph"/>
+    <w:basedOn w:val="Normal"/>
+    <w:uiPriority w:val="34"/>
+    <w:qFormat/>
+    <w:rsid w:val="002C3261"/>
+    <w:pPr>
+      <w:ind w:left="720"/>
+      <w:contextualSpacing/>
+    </w:pPr>
   </w:style>
 </w:styles>
 </file>

--- a/Analytics Project Brief.docx
+++ b/Analytics Project Brief.docx
@@ -67,8 +67,13 @@
         <w:jc w:val="both"/>
       </w:pPr>
       <w:r>
-        <w:t>[ Write a one-paragraph “elevator pitch” of the project. Clearly define the goal, including the problem we are trying to solve and how we will solve it. Briefly describe the expected outcome. ]</w:t>
-      </w:r>
+        <w:t>[ Write a one-paragraph “elevator pitch” of the project. Clearly define the goal, including the problem we are trying to solve and how we will solve it. Briefly describe the expected outcome</w:t>
+      </w:r>
+      <w:proofErr w:type="gramStart"/>
+      <w:r>
+        <w:t>. ]</w:t>
+      </w:r>
+      <w:proofErr w:type="gramEnd"/>
     </w:p>
     <w:p>
       <w:pPr>
@@ -78,7 +83,6 @@
     <w:p>
       <w:pPr>
         <w:pStyle w:val="Heading3"/>
-        <w:jc w:val="both"/>
       </w:pPr>
       <w:bookmarkStart w:id="2" w:name="_ue53d49vxgpb" w:colFirst="0" w:colLast="0"/>
       <w:bookmarkEnd w:id="2"/>
@@ -89,8 +93,16 @@
     <w:p>
       <w:pPr>
         <w:jc w:val="both"/>
-      </w:pPr>
-      <w:r>
+        <w:rPr>
+          <w:b/>
+          <w:bCs/>
+        </w:rPr>
+      </w:pPr>
+      <w:r>
+        <w:rPr>
+          <w:b/>
+          <w:bCs/>
+        </w:rPr>
         <w:t>Background</w:t>
       </w:r>
     </w:p>
@@ -152,11 +164,15 @@
       <w:pPr>
         <w:jc w:val="both"/>
         <w:rPr>
+          <w:b/>
+          <w:bCs/>
           <w:lang w:val="en-US"/>
         </w:rPr>
       </w:pPr>
       <w:r>
         <w:rPr>
+          <w:b/>
+          <w:bCs/>
           <w:lang w:val="en-US"/>
         </w:rPr>
         <w:t>Objectives</w:t>
@@ -267,238 +283,334 @@
     </w:p>
     <w:p>
       <w:pPr>
-        <w:pStyle w:val="Heading3"/>
-      </w:pPr>
+        <w:jc w:val="both"/>
+        <w:rPr>
+          <w:lang w:val="en-US"/>
+        </w:rPr>
+      </w:pPr>
+    </w:p>
+    <w:p>
+      <w:pPr>
+        <w:jc w:val="both"/>
+        <w:rPr>
+          <w:lang w:val="en-US"/>
+        </w:rPr>
+      </w:pPr>
+      <w:r>
+        <w:rPr>
+          <w:lang w:val="en-US"/>
+        </w:rPr>
+        <w:t>Analytical Questions</w:t>
+      </w:r>
+    </w:p>
+    <w:p>
+      <w:pPr>
+        <w:pStyle w:val="ListParagraph"/>
+        <w:numPr>
+          <w:ilvl w:val="0"/>
+          <w:numId w:val="10"/>
+        </w:numPr>
+        <w:jc w:val="both"/>
+        <w:rPr>
+          <w:lang w:val="en-US"/>
+        </w:rPr>
+      </w:pPr>
+      <w:r>
+        <w:rPr>
+          <w:lang w:val="en-US"/>
+        </w:rPr>
+        <w:t>Do consumer complaints show any seasonal patterns?</w:t>
+      </w:r>
+    </w:p>
+    <w:p>
+      <w:pPr>
+        <w:pStyle w:val="ListParagraph"/>
+        <w:numPr>
+          <w:ilvl w:val="0"/>
+          <w:numId w:val="10"/>
+        </w:numPr>
+        <w:jc w:val="both"/>
+        <w:rPr>
+          <w:lang w:val="en-US"/>
+        </w:rPr>
+      </w:pPr>
+      <w:r>
+        <w:rPr>
+          <w:lang w:val="en-US"/>
+        </w:rPr>
+        <w:t>Which products present the most complaints? What are its most common issues?</w:t>
+      </w:r>
+    </w:p>
+    <w:p>
+      <w:pPr>
+        <w:pStyle w:val="ListParagraph"/>
+        <w:numPr>
+          <w:ilvl w:val="0"/>
+          <w:numId w:val="10"/>
+        </w:numPr>
+        <w:jc w:val="both"/>
+        <w:rPr>
+          <w:lang w:val="en-US"/>
+        </w:rPr>
+      </w:pPr>
+      <w:r>
+        <w:rPr>
+          <w:lang w:val="en-US"/>
+        </w:rPr>
+        <w:t>How are complaints typically resolved?</w:t>
+      </w:r>
+    </w:p>
+    <w:p>
+      <w:pPr>
+        <w:pStyle w:val="ListParagraph"/>
+        <w:numPr>
+          <w:ilvl w:val="0"/>
+          <w:numId w:val="10"/>
+        </w:numPr>
+        <w:jc w:val="both"/>
+        <w:rPr>
+          <w:lang w:val="en-US"/>
+        </w:rPr>
+      </w:pPr>
+      <w:r>
+        <w:rPr>
+          <w:lang w:val="en-US"/>
+        </w:rPr>
+        <w:t>Can you learn anything from the complaints with untimely responses?</w:t>
+      </w:r>
       <w:bookmarkStart w:id="3" w:name="_7areomqnh029" w:colFirst="0" w:colLast="0"/>
       <w:bookmarkEnd w:id="3"/>
-      <w:r>
-        <w:t>P</w:t>
-      </w:r>
-      <w:r>
-        <w:t>ersonnel Involved</w:t>
-      </w:r>
-    </w:p>
-    <w:p>
-      <w:pPr>
-        <w:rPr>
-          <w:b/>
-          <w:bCs/>
-        </w:rPr>
-      </w:pPr>
-      <w:r>
-        <w:rPr>
-          <w:b/>
-          <w:bCs/>
-        </w:rPr>
-        <w:t>Stakeholder List</w:t>
-      </w:r>
-    </w:p>
-    <w:p>
-      <w:pPr>
+    </w:p>
+    <w:p>
+      <w:pPr>
+        <w:pStyle w:val="Heading3"/>
+      </w:pPr>
+      <w:bookmarkStart w:id="4" w:name="_9vyl8t2nc33s" w:colFirst="0" w:colLast="0"/>
+      <w:bookmarkEnd w:id="4"/>
+      <w:r>
+        <w:t>Expected Deliverable</w:t>
+      </w:r>
+    </w:p>
+    <w:p>
+      <w:r>
+        <w:t>Based on the project’s objectives, this project will produce two main deliverables:</w:t>
+      </w:r>
+    </w:p>
+    <w:p>
+      <w:pPr>
+        <w:pStyle w:val="ListParagraph"/>
         <w:numPr>
           <w:ilvl w:val="0"/>
-          <w:numId w:val="4"/>
+          <w:numId w:val="11"/>
         </w:numPr>
-      </w:pPr>
-      <w:r>
-        <w:t xml:space="preserve">[ Name ] - [ “Approver” vs “Informee”? Specify the level of engagement ] </w:t>
-      </w:r>
-    </w:p>
-    <w:p>
-      <w:pPr>
+        <w:jc w:val="both"/>
+      </w:pPr>
+      <w:r>
+        <w:t>A written analysis report (business background &amp; findings). Stakeholders need to understand the solution through clear business context not just numbers. This report will walk through the background and motivation of the project, the questions being investigated, the methodology used, and the key findings translated into plain, non-technical language. The goal is for any stakeholder, regardless of analytical background, to understand what was found and why it matters to the business.</w:t>
+      </w:r>
+    </w:p>
+    <w:p>
+      <w:pPr>
+        <w:pStyle w:val="ListParagraph"/>
         <w:numPr>
           <w:ilvl w:val="0"/>
-          <w:numId w:val="4"/>
+          <w:numId w:val="11"/>
         </w:numPr>
-      </w:pPr>
-      <w:r>
-        <w:t>XX</w:t>
-      </w:r>
-    </w:p>
-    <w:p/>
-    <w:p>
-      <w:pPr>
-        <w:rPr>
-          <w:b/>
-          <w:bCs/>
-        </w:rPr>
-      </w:pPr>
-      <w:r>
-        <w:rPr>
-          <w:b/>
-          <w:bCs/>
-        </w:rPr>
-        <w:t>Contributor List</w:t>
-      </w:r>
-    </w:p>
-    <w:p>
-      <w:pPr>
+        <w:jc w:val="both"/>
+      </w:pPr>
+      <w:r>
+        <w:t>An interactive dashboard. To make the results accessible and actionable, a dashboard will be built to visualize the analysis complaint trends over time, product and issue breakdowns, resolution outcomes, and timeliness patterns. The dashboard serves as the primary tool for presenting results, allowing stakeholders to explore the data visually, interpret trends at a glance, and draw their own insights without needing to read through raw data or code.</w:t>
+      </w:r>
+    </w:p>
+    <w:p>
+      <w:pPr>
+        <w:jc w:val="both"/>
+      </w:pPr>
+      <w:r>
+        <w:t>Together, these deliverables ensure the analysis is not only technically sound but also communicated in a way stakeholders can understand and act on.</w:t>
+      </w:r>
+    </w:p>
+    <w:p>
+      <w:pPr>
+        <w:pStyle w:val="Heading3"/>
+      </w:pPr>
+      <w:r>
+        <w:t>T</w:t>
+      </w:r>
+      <w:r>
+        <w:t>imeline &amp; Milestone</w:t>
+      </w:r>
+    </w:p>
+    <w:p>
+      <w:pPr>
+        <w:pStyle w:val="ListParagraph"/>
         <w:numPr>
           <w:ilvl w:val="0"/>
-          <w:numId w:val="1"/>
+          <w:numId w:val="12"/>
         </w:numPr>
       </w:pPr>
       <w:r>
-        <w:t>[ Name ] - [ Project role; Expected contribution ]</w:t>
-      </w:r>
-    </w:p>
-    <w:p>
-      <w:pPr>
+        <w:t>Data Preparation &amp; Exploratory Analysis – Hour 1–3, same day</w:t>
+      </w:r>
+    </w:p>
+    <w:p>
+      <w:pPr>
+        <w:pStyle w:val="ListParagraph"/>
+      </w:pPr>
+      <w:r>
+        <w:t>Clean and validate the raw complaint dataset (handle missing values, standardize date formats, check category consistency), then conduct exploratory analysis to answer the four core questions (seasonality, top products/issues, resolution patterns, untimely responses). Expected progress: a clean dataset and initial findings/summary statistics ready for visualization.</w:t>
+      </w:r>
+    </w:p>
+    <w:p>
+      <w:pPr>
+        <w:pStyle w:val="ListParagraph"/>
         <w:numPr>
           <w:ilvl w:val="0"/>
-          <w:numId w:val="1"/>
+          <w:numId w:val="12"/>
         </w:numPr>
       </w:pPr>
       <w:r>
-        <w:t>XX</w:t>
-      </w:r>
-    </w:p>
-    <w:p>
-      <w:pPr>
-        <w:ind w:left="720"/>
-      </w:pPr>
-    </w:p>
-    <w:p>
-      <w:pPr>
-        <w:pStyle w:val="Heading3"/>
-      </w:pPr>
-      <w:bookmarkStart w:id="4" w:name="_9vyl8t2nc33s" w:colFirst="0" w:colLast="0"/>
-      <w:bookmarkEnd w:id="4"/>
-      <w:r>
-        <w:t>Expected Deliverable</w:t>
-      </w:r>
-    </w:p>
-    <w:p>
-      <w:r>
-        <w:t>[ Describe the expected outcomes with as much detail as possible ]</w:t>
-      </w:r>
-    </w:p>
-    <w:p>
-      <w:pPr>
+        <w:t>Dashboard Development – Hour 4–6, same day</w:t>
+      </w:r>
+    </w:p>
+    <w:p>
+      <w:pPr>
+        <w:pStyle w:val="ListParagraph"/>
+      </w:pPr>
+      <w:r>
+        <w:t xml:space="preserve">Translate the exploratory findings into an interactive dashboard, covering complaint trends over time, product/issue breakdowns, resolution outcomes, and timeliness </w:t>
+      </w:r>
+      <w:r>
+        <w:lastRenderedPageBreak/>
+        <w:t>analysis. Expected progress: a functional, presentable dashboard reflecting all key findings.</w:t>
+      </w:r>
+    </w:p>
+    <w:p>
+      <w:pPr>
+        <w:pStyle w:val="ListParagraph"/>
         <w:numPr>
           <w:ilvl w:val="0"/>
-          <w:numId w:val="3"/>
+          <w:numId w:val="12"/>
         </w:numPr>
       </w:pPr>
       <w:r>
-        <w:t>[ Links to mockups, prototype, design flowcharts, etc. ]</w:t>
-      </w:r>
-    </w:p>
-    <w:p>
-      <w:pPr>
+        <w:t>Phase 3 – Report Writing &amp; Final Review – Hour 7–8, same day</w:t>
+      </w:r>
+    </w:p>
+    <w:p>
+      <w:pPr>
+        <w:pStyle w:val="ListParagraph"/>
+      </w:pPr>
+      <w:r>
+        <w:t>Write the business background and findings report, linking insights back to business implications, and do a final quality check across both the report and dashboard for consistency and accuracy. Expected progress: completed report, finalized dashboard, and project ready for stakeholder presentation.</w:t>
+      </w:r>
+    </w:p>
+    <w:p>
+      <w:pPr>
+        <w:pStyle w:val="Heading3"/>
+      </w:pPr>
+      <w:bookmarkStart w:id="5" w:name="_1ykpsqijdtae" w:colFirst="0" w:colLast="0"/>
+      <w:bookmarkEnd w:id="5"/>
+      <w:r>
+        <w:t>C</w:t>
+      </w:r>
+      <w:r>
+        <w:t>ommunication Plan</w:t>
+      </w:r>
+    </w:p>
+    <w:p>
+      <w:pPr>
+        <w:pStyle w:val="ListParagraph"/>
         <w:numPr>
           <w:ilvl w:val="0"/>
-          <w:numId w:val="3"/>
+          <w:numId w:val="13"/>
         </w:numPr>
-      </w:pPr>
-      <w:r>
-        <w:t>XX</w:t>
-      </w:r>
-    </w:p>
-    <w:p>
-      <w:pPr>
-        <w:ind w:left="720"/>
-      </w:pPr>
-    </w:p>
-    <w:p>
-      <w:pPr>
-        <w:pStyle w:val="Heading3"/>
-      </w:pPr>
-      <w:bookmarkStart w:id="5" w:name="_y5m9864xt7g" w:colFirst="0" w:colLast="0"/>
-      <w:bookmarkEnd w:id="5"/>
-      <w:r>
-        <w:t>Timeline &amp; Milestone</w:t>
-      </w:r>
-    </w:p>
-    <w:p>
-      <w:r>
-        <w:t>[ Describe the most important milestones here. Add links to additional documents or external project management tools ]</w:t>
-      </w:r>
-    </w:p>
-    <w:p>
-      <w:pPr>
+        <w:jc w:val="both"/>
+      </w:pPr>
+      <w:r>
+        <w:t>Kickoff Note (Async) – Start of day, one-time</w:t>
+      </w:r>
+    </w:p>
+    <w:p>
+      <w:pPr>
+        <w:pStyle w:val="ListParagraph"/>
+        <w:jc w:val="both"/>
+      </w:pPr>
+      <w:r>
+        <w:t xml:space="preserve">A </w:t>
+      </w:r>
+      <w:proofErr w:type="gramStart"/>
+      <w:r>
+        <w:t>short written</w:t>
+      </w:r>
+      <w:proofErr w:type="gramEnd"/>
+      <w:r>
+        <w:t xml:space="preserve"> note (email/Slack message) outlining the background, objectives, and planned timeline for the day, so stakeholders know what to expect and by when.</w:t>
+      </w:r>
+    </w:p>
+    <w:p>
+      <w:pPr>
+        <w:pStyle w:val="ListParagraph"/>
         <w:numPr>
           <w:ilvl w:val="0"/>
-          <w:numId w:val="7"/>
+          <w:numId w:val="13"/>
         </w:numPr>
-      </w:pPr>
-      <w:r>
-        <w:t xml:space="preserve">[ Milestone 1 ] - [ Check-in date, expected progress ] </w:t>
-      </w:r>
-    </w:p>
-    <w:p>
-      <w:pPr>
+        <w:jc w:val="both"/>
+      </w:pPr>
+      <w:r>
+        <w:t>Progress Check-in – Midday, one-time</w:t>
+      </w:r>
+    </w:p>
+    <w:p>
+      <w:pPr>
+        <w:ind w:left="720"/>
+        <w:jc w:val="both"/>
+      </w:pPr>
+      <w:r>
+        <w:t>A brief update shared via Slack/email after Phase 1 and 2 are complete, summarizing key findings so far and a preview of the dashboard, allowing stakeholders to give early feedback before the final report is finalized.</w:t>
+      </w:r>
+    </w:p>
+    <w:p>
+      <w:pPr>
+        <w:pStyle w:val="ListParagraph"/>
         <w:numPr>
           <w:ilvl w:val="0"/>
-          <w:numId w:val="7"/>
+          <w:numId w:val="13"/>
         </w:numPr>
-      </w:pPr>
-      <w:r>
-        <w:t>XX</w:t>
+        <w:jc w:val="both"/>
+      </w:pPr>
+      <w:r>
+        <w:t>Final Presentation – End of day, one-time</w:t>
       </w:r>
     </w:p>
     <w:p>
       <w:pPr>
         <w:ind w:left="720"/>
-      </w:pPr>
+        <w:jc w:val="both"/>
+      </w:pPr>
+      <w:r>
+        <w:t>A short live or recorded walkthrough (15–20 minutes) presenting the business background, key findings, and the dashboard, followed by Q&amp;A. This is the primary venue for stakeholders to understand the analysis and ask clarifying questions.</w:t>
+      </w:r>
     </w:p>
     <w:p>
       <w:pPr>
         <w:pStyle w:val="Heading3"/>
       </w:pPr>
-      <w:bookmarkStart w:id="6" w:name="_1ykpsqijdtae" w:colFirst="0" w:colLast="0"/>
+      <w:bookmarkStart w:id="6" w:name="_ehyk7lupx6h" w:colFirst="0" w:colLast="0"/>
       <w:bookmarkEnd w:id="6"/>
       <w:r>
-        <w:t>Communication Plan</w:t>
-      </w:r>
-    </w:p>
-    <w:p>
-      <w:r>
-        <w:t>[ Describe how you will keep stakeholders informed. Write down all types of communication channels: project Slack channel, regular emails/meetings, shared project trackers) ]</w:t>
-      </w:r>
-    </w:p>
-    <w:p>
-      <w:pPr>
-        <w:numPr>
-          <w:ilvl w:val="0"/>
-          <w:numId w:val="2"/>
-        </w:numPr>
-      </w:pPr>
-      <w:r>
-        <w:t xml:space="preserve">[ Meeting name ] - [ Purpose, cadence (weekly, daily, etc.) ] </w:t>
-      </w:r>
-    </w:p>
-    <w:p>
-      <w:pPr>
-        <w:numPr>
-          <w:ilvl w:val="0"/>
-          <w:numId w:val="2"/>
-        </w:numPr>
-      </w:pPr>
-      <w:r>
-        <w:t>XX</w:t>
-      </w:r>
-    </w:p>
-    <w:p>
-      <w:pPr>
-        <w:ind w:left="720"/>
-      </w:pPr>
-    </w:p>
-    <w:p>
-      <w:pPr>
-        <w:pStyle w:val="Heading3"/>
-      </w:pPr>
-      <w:bookmarkStart w:id="7" w:name="_ehyk7lupx6h" w:colFirst="0" w:colLast="0"/>
-      <w:bookmarkEnd w:id="7"/>
-      <w:r>
-        <w:lastRenderedPageBreak/>
         <w:t>Further Resource &amp; Reference</w:t>
       </w:r>
     </w:p>
     <w:p>
       <w:r>
-        <w:t>[ Links to additional resources ]</w:t>
-      </w:r>
+        <w:t xml:space="preserve">[ Links to additional </w:t>
+      </w:r>
+      <w:proofErr w:type="gramStart"/>
+      <w:r>
+        <w:t>resources ]</w:t>
+      </w:r>
+      <w:proofErr w:type="gramEnd"/>
     </w:p>
     <w:p>
       <w:pPr>
@@ -508,8 +620,13 @@
         </w:numPr>
       </w:pPr>
       <w:r>
-        <w:t>[ Past analysis and projects ]</w:t>
-      </w:r>
+        <w:t xml:space="preserve">[ Past analysis and </w:t>
+      </w:r>
+      <w:proofErr w:type="gramStart"/>
+      <w:r>
+        <w:t>projects ]</w:t>
+      </w:r>
+      <w:proofErr w:type="gramEnd"/>
     </w:p>
     <w:p>
       <w:pPr>
@@ -519,8 +636,13 @@
         </w:numPr>
       </w:pPr>
       <w:r>
-        <w:t>[ Technical documentation about data resources ]</w:t>
-      </w:r>
+        <w:t xml:space="preserve">[ Technical documentation about data </w:t>
+      </w:r>
+      <w:proofErr w:type="gramStart"/>
+      <w:r>
+        <w:t>resources ]</w:t>
+      </w:r>
+      <w:proofErr w:type="gramEnd"/>
     </w:p>
     <w:p>
       <w:pPr>
@@ -530,8 +652,13 @@
         </w:numPr>
       </w:pPr>
       <w:r>
-        <w:t>[ Context materials provided by stakeholders ]</w:t>
-      </w:r>
+        <w:t xml:space="preserve">[ Context materials provided by </w:t>
+      </w:r>
+      <w:proofErr w:type="gramStart"/>
+      <w:r>
+        <w:t>stakeholders ]</w:t>
+      </w:r>
+      <w:proofErr w:type="gramEnd"/>
     </w:p>
     <w:sectPr>
       <w:headerReference w:type="default" r:id="rId7"/>
@@ -598,19 +725,15 @@
 <w:hdr xmlns:wpc="http://schemas.microsoft.com/office/word/2010/wordprocessingCanvas" xmlns:cx="http://schemas.microsoft.com/office/drawing/2014/chartex" xmlns:cx1="http://schemas.microsoft.com/office/drawing/2015/9/8/chartex" xmlns:cx2="http://schemas.microsoft.com/office/drawing/2015/10/21/chartex" xmlns:cx3="http://schemas.microsoft.com/office/drawing/2016/5/9/chartex" xmlns:cx4="http://schemas.microsoft.com/office/drawing/2016/5/10/chartex" xmlns:cx5="http://schemas.microsoft.com/office/drawing/2016/5/11/chartex" xmlns:cx6="http://schemas.microsoft.com/office/drawing/2016/5/12/chartex" xmlns:cx7="http://schemas.microsoft.com/office/drawing/2016/5/13/chartex" xmlns:cx8="http://schemas.microsoft.com/office/drawing/2016/5/14/chartex" xmlns:mc="http://schemas.openxmlformats.org/markup-compatibility/2006" xmlns:aink="http://schemas.microsoft.com/office/drawing/2016/ink" xmlns:am3d="http://schemas.microsoft.com/office/drawing/2017/model3d" xmlns:o="urn:schemas-microsoft-com:office:office" xmlns:oel="http://schemas.microsoft.com/office/2019/extlst" xmlns:r="http://schemas.openxmlformats.org/officeDocument/2006/relationships" xmlns:m="http://schemas.openxmlformats.org/officeDocument/2006/math" xmlns:v="urn:schemas-microsoft-com:vml" xmlns:wp14="http://schemas.microsoft.com/office/word/2010/wordprocessingDrawing" xmlns:wp="http://schemas.openxmlformats.org/drawingml/2006/wordprocessingDrawing" xmlns:w10="urn:schemas-microsoft-com:office:word" xmlns:w="http://schemas.openxmlformats.org/wordprocessingml/2006/main" xmlns:w14="http://schemas.microsoft.com/office/word/2010/wordml" xmlns:w15="http://schemas.microsoft.com/office/word/2012/wordml" xmlns:w16cex="http://schemas.microsoft.com/office/word/2018/wordml/cex" xmlns:w16cid="http://schemas.microsoft.com/office/word/2016/wordml/cid" xmlns:w16="http://schemas.microsoft.com/office/word/2018/wordml" xmlns:w16du="http://schemas.microsoft.com/office/word/2023/wordml/word16du" xmlns:w16sdtdh="http://schemas.microsoft.com/office/word/2020/wordml/sdtdatahash" xmlns:w16sdtfl="http://schemas.microsoft.com/office/word/2024/wordml/sdtformatlock" xmlns:w16se="http://schemas.microsoft.com/office/word/2015/wordml/symex" xmlns:wpg="http://schemas.microsoft.com/office/word/2010/wordprocessingGroup" xmlns:wpi="http://schemas.microsoft.com/office/word/2010/wordprocessingInk" xmlns:wne="http://schemas.microsoft.com/office/word/2006/wordml" xmlns:wps="http://schemas.microsoft.com/office/word/2010/wordprocessingShape" mc:Ignorable="w14 w15 w16se w16cid w16 w16cex w16sdtdh w16sdtfl w16du wp14">
   <w:p>
     <w:pPr>
+      <w:pStyle w:val="Header"/>
+    </w:pPr>
+    <w:r>
       <w:rPr>
         <w:i/>
         <w:iCs/>
         <w:color w:val="B7B7B7"/>
       </w:rPr>
-    </w:pPr>
-    <w:r>
-      <w:rPr>
-        <w:i/>
-        <w:iCs/>
-        <w:color w:val="B7B7B7"/>
-      </w:rPr>
-      <w:t>[Add the company header for a formal look. Credit: Tyler Jin]</w:t>
+      <w:t>Consumer Financial Protection Bureau</w:t>
     </w:r>
   </w:p>
 </w:hdr>
@@ -732,6 +855,205 @@
     </w:lvl>
   </w:abstractNum>
   <w:abstractNum w:abstractNumId="1" w15:restartNumberingAfterBreak="0">
+    <w:nsid w:val="11976E95"/>
+    <w:multiLevelType w:val="hybridMultilevel"/>
+    <w:tmpl w:val="0D6653AA"/>
+    <w:lvl w:ilvl="0" w:tplc="0409000F">
+      <w:start w:val="1"/>
+      <w:numFmt w:val="decimal"/>
+      <w:lvlText w:val="%1."/>
+      <w:lvlJc w:val="left"/>
+      <w:pPr>
+        <w:ind w:left="720" w:hanging="360"/>
+      </w:pPr>
+    </w:lvl>
+    <w:lvl w:ilvl="1" w:tplc="04090019" w:tentative="1">
+      <w:start w:val="1"/>
+      <w:numFmt w:val="lowerLetter"/>
+      <w:lvlText w:val="%2."/>
+      <w:lvlJc w:val="left"/>
+      <w:pPr>
+        <w:ind w:left="1440" w:hanging="360"/>
+      </w:pPr>
+    </w:lvl>
+    <w:lvl w:ilvl="2" w:tplc="0409001B" w:tentative="1">
+      <w:start w:val="1"/>
+      <w:numFmt w:val="lowerRoman"/>
+      <w:lvlText w:val="%3."/>
+      <w:lvlJc w:val="right"/>
+      <w:pPr>
+        <w:ind w:left="2160" w:hanging="180"/>
+      </w:pPr>
+    </w:lvl>
+    <w:lvl w:ilvl="3" w:tplc="0409000F" w:tentative="1">
+      <w:start w:val="1"/>
+      <w:numFmt w:val="decimal"/>
+      <w:lvlText w:val="%4."/>
+      <w:lvlJc w:val="left"/>
+      <w:pPr>
+        <w:ind w:left="2880" w:hanging="360"/>
+      </w:pPr>
+    </w:lvl>
+    <w:lvl w:ilvl="4" w:tplc="04090019" w:tentative="1">
+      <w:start w:val="1"/>
+      <w:numFmt w:val="lowerLetter"/>
+      <w:lvlText w:val="%5."/>
+      <w:lvlJc w:val="left"/>
+      <w:pPr>
+        <w:ind w:left="3600" w:hanging="360"/>
+      </w:pPr>
+    </w:lvl>
+    <w:lvl w:ilvl="5" w:tplc="0409001B" w:tentative="1">
+      <w:start w:val="1"/>
+      <w:numFmt w:val="lowerRoman"/>
+      <w:lvlText w:val="%6."/>
+      <w:lvlJc w:val="right"/>
+      <w:pPr>
+        <w:ind w:left="4320" w:hanging="180"/>
+      </w:pPr>
+    </w:lvl>
+    <w:lvl w:ilvl="6" w:tplc="0409000F" w:tentative="1">
+      <w:start w:val="1"/>
+      <w:numFmt w:val="decimal"/>
+      <w:lvlText w:val="%7."/>
+      <w:lvlJc w:val="left"/>
+      <w:pPr>
+        <w:ind w:left="5040" w:hanging="360"/>
+      </w:pPr>
+    </w:lvl>
+    <w:lvl w:ilvl="7" w:tplc="04090019" w:tentative="1">
+      <w:start w:val="1"/>
+      <w:numFmt w:val="lowerLetter"/>
+      <w:lvlText w:val="%8."/>
+      <w:lvlJc w:val="left"/>
+      <w:pPr>
+        <w:ind w:left="5760" w:hanging="360"/>
+      </w:pPr>
+    </w:lvl>
+    <w:lvl w:ilvl="8" w:tplc="0409001B" w:tentative="1">
+      <w:start w:val="1"/>
+      <w:numFmt w:val="lowerRoman"/>
+      <w:lvlText w:val="%9."/>
+      <w:lvlJc w:val="right"/>
+      <w:pPr>
+        <w:ind w:left="6480" w:hanging="180"/>
+      </w:pPr>
+    </w:lvl>
+  </w:abstractNum>
+  <w:abstractNum w:abstractNumId="2" w15:restartNumberingAfterBreak="0">
+    <w:nsid w:val="1D120446"/>
+    <w:multiLevelType w:val="hybridMultilevel"/>
+    <w:tmpl w:val="9CD2ABE2"/>
+    <w:lvl w:ilvl="0" w:tplc="0409000F">
+      <w:start w:val="1"/>
+      <w:numFmt w:val="decimal"/>
+      <w:lvlText w:val="%1."/>
+      <w:lvlJc w:val="left"/>
+      <w:pPr>
+        <w:ind w:left="720" w:hanging="360"/>
+      </w:pPr>
+      <w:rPr>
+        <w:rFonts w:hint="default"/>
+      </w:rPr>
+    </w:lvl>
+    <w:lvl w:ilvl="1" w:tplc="FFFFFFFF" w:tentative="1">
+      <w:start w:val="1"/>
+      <w:numFmt w:val="bullet"/>
+      <w:lvlText w:val="o"/>
+      <w:lvlJc w:val="left"/>
+      <w:pPr>
+        <w:ind w:left="1440" w:hanging="360"/>
+      </w:pPr>
+      <w:rPr>
+        <w:rFonts w:ascii="Courier New" w:hAnsi="Courier New" w:cs="Courier New" w:hint="default"/>
+      </w:rPr>
+    </w:lvl>
+    <w:lvl w:ilvl="2" w:tplc="FFFFFFFF" w:tentative="1">
+      <w:start w:val="1"/>
+      <w:numFmt w:val="bullet"/>
+      <w:lvlText w:val=""/>
+      <w:lvlJc w:val="left"/>
+      <w:pPr>
+        <w:ind w:left="2160" w:hanging="360"/>
+      </w:pPr>
+      <w:rPr>
+        <w:rFonts w:ascii="Wingdings" w:hAnsi="Wingdings" w:hint="default"/>
+      </w:rPr>
+    </w:lvl>
+    <w:lvl w:ilvl="3" w:tplc="FFFFFFFF" w:tentative="1">
+      <w:start w:val="1"/>
+      <w:numFmt w:val="bullet"/>
+      <w:lvlText w:val=""/>
+      <w:lvlJc w:val="left"/>
+      <w:pPr>
+        <w:ind w:left="2880" w:hanging="360"/>
+      </w:pPr>
+      <w:rPr>
+        <w:rFonts w:ascii="Symbol" w:hAnsi="Symbol" w:hint="default"/>
+      </w:rPr>
+    </w:lvl>
+    <w:lvl w:ilvl="4" w:tplc="FFFFFFFF" w:tentative="1">
+      <w:start w:val="1"/>
+      <w:numFmt w:val="bullet"/>
+      <w:lvlText w:val="o"/>
+      <w:lvlJc w:val="left"/>
+      <w:pPr>
+        <w:ind w:left="3600" w:hanging="360"/>
+      </w:pPr>
+      <w:rPr>
+        <w:rFonts w:ascii="Courier New" w:hAnsi="Courier New" w:cs="Courier New" w:hint="default"/>
+      </w:rPr>
+    </w:lvl>
+    <w:lvl w:ilvl="5" w:tplc="FFFFFFFF" w:tentative="1">
+      <w:start w:val="1"/>
+      <w:numFmt w:val="bullet"/>
+      <w:lvlText w:val=""/>
+      <w:lvlJc w:val="left"/>
+      <w:pPr>
+        <w:ind w:left="4320" w:hanging="360"/>
+      </w:pPr>
+      <w:rPr>
+        <w:rFonts w:ascii="Wingdings" w:hAnsi="Wingdings" w:hint="default"/>
+      </w:rPr>
+    </w:lvl>
+    <w:lvl w:ilvl="6" w:tplc="FFFFFFFF" w:tentative="1">
+      <w:start w:val="1"/>
+      <w:numFmt w:val="bullet"/>
+      <w:lvlText w:val=""/>
+      <w:lvlJc w:val="left"/>
+      <w:pPr>
+        <w:ind w:left="5040" w:hanging="360"/>
+      </w:pPr>
+      <w:rPr>
+        <w:rFonts w:ascii="Symbol" w:hAnsi="Symbol" w:hint="default"/>
+      </w:rPr>
+    </w:lvl>
+    <w:lvl w:ilvl="7" w:tplc="FFFFFFFF" w:tentative="1">
+      <w:start w:val="1"/>
+      <w:numFmt w:val="bullet"/>
+      <w:lvlText w:val="o"/>
+      <w:lvlJc w:val="left"/>
+      <w:pPr>
+        <w:ind w:left="5760" w:hanging="360"/>
+      </w:pPr>
+      <w:rPr>
+        <w:rFonts w:ascii="Courier New" w:hAnsi="Courier New" w:cs="Courier New" w:hint="default"/>
+      </w:rPr>
+    </w:lvl>
+    <w:lvl w:ilvl="8" w:tplc="FFFFFFFF" w:tentative="1">
+      <w:start w:val="1"/>
+      <w:numFmt w:val="bullet"/>
+      <w:lvlText w:val=""/>
+      <w:lvlJc w:val="left"/>
+      <w:pPr>
+        <w:ind w:left="6480" w:hanging="360"/>
+      </w:pPr>
+      <w:rPr>
+        <w:rFonts w:ascii="Wingdings" w:hAnsi="Wingdings" w:hint="default"/>
+      </w:rPr>
+    </w:lvl>
+  </w:abstractNum>
+  <w:abstractNum w:abstractNumId="3" w15:restartNumberingAfterBreak="0">
     <w:nsid w:val="1DDD67D4"/>
     <w:multiLevelType w:val="multilevel"/>
     <w:tmpl w:val="EF8ED6CA"/>
@@ -844,7 +1166,96 @@
       </w:rPr>
     </w:lvl>
   </w:abstractNum>
-  <w:abstractNum w:abstractNumId="2" w15:restartNumberingAfterBreak="0">
+  <w:abstractNum w:abstractNumId="4" w15:restartNumberingAfterBreak="0">
+    <w:nsid w:val="35AC50DB"/>
+    <w:multiLevelType w:val="hybridMultilevel"/>
+    <w:tmpl w:val="12AE19FC"/>
+    <w:lvl w:ilvl="0" w:tplc="0409000F">
+      <w:start w:val="1"/>
+      <w:numFmt w:val="decimal"/>
+      <w:lvlText w:val="%1."/>
+      <w:lvlJc w:val="left"/>
+      <w:pPr>
+        <w:ind w:left="720" w:hanging="360"/>
+      </w:pPr>
+      <w:rPr>
+        <w:rFonts w:hint="default"/>
+      </w:rPr>
+    </w:lvl>
+    <w:lvl w:ilvl="1" w:tplc="04090019" w:tentative="1">
+      <w:start w:val="1"/>
+      <w:numFmt w:val="lowerLetter"/>
+      <w:lvlText w:val="%2."/>
+      <w:lvlJc w:val="left"/>
+      <w:pPr>
+        <w:ind w:left="1440" w:hanging="360"/>
+      </w:pPr>
+    </w:lvl>
+    <w:lvl w:ilvl="2" w:tplc="0409001B" w:tentative="1">
+      <w:start w:val="1"/>
+      <w:numFmt w:val="lowerRoman"/>
+      <w:lvlText w:val="%3."/>
+      <w:lvlJc w:val="right"/>
+      <w:pPr>
+        <w:ind w:left="2160" w:hanging="180"/>
+      </w:pPr>
+    </w:lvl>
+    <w:lvl w:ilvl="3" w:tplc="0409000F" w:tentative="1">
+      <w:start w:val="1"/>
+      <w:numFmt w:val="decimal"/>
+      <w:lvlText w:val="%4."/>
+      <w:lvlJc w:val="left"/>
+      <w:pPr>
+        <w:ind w:left="2880" w:hanging="360"/>
+      </w:pPr>
+    </w:lvl>
+    <w:lvl w:ilvl="4" w:tplc="04090019" w:tentative="1">
+      <w:start w:val="1"/>
+      <w:numFmt w:val="lowerLetter"/>
+      <w:lvlText w:val="%5."/>
+      <w:lvlJc w:val="left"/>
+      <w:pPr>
+        <w:ind w:left="3600" w:hanging="360"/>
+      </w:pPr>
+    </w:lvl>
+    <w:lvl w:ilvl="5" w:tplc="0409001B" w:tentative="1">
+      <w:start w:val="1"/>
+      <w:numFmt w:val="lowerRoman"/>
+      <w:lvlText w:val="%6."/>
+      <w:lvlJc w:val="right"/>
+      <w:pPr>
+        <w:ind w:left="4320" w:hanging="180"/>
+      </w:pPr>
+    </w:lvl>
+    <w:lvl w:ilvl="6" w:tplc="0409000F" w:tentative="1">
+      <w:start w:val="1"/>
+      <w:numFmt w:val="decimal"/>
+      <w:lvlText w:val="%7."/>
+      <w:lvlJc w:val="left"/>
+      <w:pPr>
+        <w:ind w:left="5040" w:hanging="360"/>
+      </w:pPr>
+    </w:lvl>
+    <w:lvl w:ilvl="7" w:tplc="04090019" w:tentative="1">
+      <w:start w:val="1"/>
+      <w:numFmt w:val="lowerLetter"/>
+      <w:lvlText w:val="%8."/>
+      <w:lvlJc w:val="left"/>
+      <w:pPr>
+        <w:ind w:left="5760" w:hanging="360"/>
+      </w:pPr>
+    </w:lvl>
+    <w:lvl w:ilvl="8" w:tplc="0409001B" w:tentative="1">
+      <w:start w:val="1"/>
+      <w:numFmt w:val="lowerRoman"/>
+      <w:lvlText w:val="%9."/>
+      <w:lvlJc w:val="right"/>
+      <w:pPr>
+        <w:ind w:left="6480" w:hanging="180"/>
+      </w:pPr>
+    </w:lvl>
+  </w:abstractNum>
+  <w:abstractNum w:abstractNumId="5" w15:restartNumberingAfterBreak="0">
     <w:nsid w:val="39261D02"/>
     <w:multiLevelType w:val="multilevel"/>
     <w:tmpl w:val="250CA93E"/>
@@ -957,7 +1368,120 @@
       </w:rPr>
     </w:lvl>
   </w:abstractNum>
-  <w:abstractNum w:abstractNumId="3" w15:restartNumberingAfterBreak="0">
+  <w:abstractNum w:abstractNumId="6" w15:restartNumberingAfterBreak="0">
+    <w:nsid w:val="39594F08"/>
+    <w:multiLevelType w:val="hybridMultilevel"/>
+    <w:tmpl w:val="6F94D882"/>
+    <w:lvl w:ilvl="0" w:tplc="04090001">
+      <w:start w:val="1"/>
+      <w:numFmt w:val="bullet"/>
+      <w:lvlText w:val=""/>
+      <w:lvlJc w:val="left"/>
+      <w:pPr>
+        <w:ind w:left="720" w:hanging="360"/>
+      </w:pPr>
+      <w:rPr>
+        <w:rFonts w:ascii="Symbol" w:hAnsi="Symbol" w:hint="default"/>
+      </w:rPr>
+    </w:lvl>
+    <w:lvl w:ilvl="1" w:tplc="04090003" w:tentative="1">
+      <w:start w:val="1"/>
+      <w:numFmt w:val="bullet"/>
+      <w:lvlText w:val="o"/>
+      <w:lvlJc w:val="left"/>
+      <w:pPr>
+        <w:ind w:left="1440" w:hanging="360"/>
+      </w:pPr>
+      <w:rPr>
+        <w:rFonts w:ascii="Courier New" w:hAnsi="Courier New" w:cs="Courier New" w:hint="default"/>
+      </w:rPr>
+    </w:lvl>
+    <w:lvl w:ilvl="2" w:tplc="04090005" w:tentative="1">
+      <w:start w:val="1"/>
+      <w:numFmt w:val="bullet"/>
+      <w:lvlText w:val=""/>
+      <w:lvlJc w:val="left"/>
+      <w:pPr>
+        <w:ind w:left="2160" w:hanging="360"/>
+      </w:pPr>
+      <w:rPr>
+        <w:rFonts w:ascii="Wingdings" w:hAnsi="Wingdings" w:hint="default"/>
+      </w:rPr>
+    </w:lvl>
+    <w:lvl w:ilvl="3" w:tplc="04090001" w:tentative="1">
+      <w:start w:val="1"/>
+      <w:numFmt w:val="bullet"/>
+      <w:lvlText w:val=""/>
+      <w:lvlJc w:val="left"/>
+      <w:pPr>
+        <w:ind w:left="2880" w:hanging="360"/>
+      </w:pPr>
+      <w:rPr>
+        <w:rFonts w:ascii="Symbol" w:hAnsi="Symbol" w:hint="default"/>
+      </w:rPr>
+    </w:lvl>
+    <w:lvl w:ilvl="4" w:tplc="04090003" w:tentative="1">
+      <w:start w:val="1"/>
+      <w:numFmt w:val="bullet"/>
+      <w:lvlText w:val="o"/>
+      <w:lvlJc w:val="left"/>
+      <w:pPr>
+        <w:ind w:left="3600" w:hanging="360"/>
+      </w:pPr>
+      <w:rPr>
+        <w:rFonts w:ascii="Courier New" w:hAnsi="Courier New" w:cs="Courier New" w:hint="default"/>
+      </w:rPr>
+    </w:lvl>
+    <w:lvl w:ilvl="5" w:tplc="04090005" w:tentative="1">
+      <w:start w:val="1"/>
+      <w:numFmt w:val="bullet"/>
+      <w:lvlText w:val=""/>
+      <w:lvlJc w:val="left"/>
+      <w:pPr>
+        <w:ind w:left="4320" w:hanging="360"/>
+      </w:pPr>
+      <w:rPr>
+        <w:rFonts w:ascii="Wingdings" w:hAnsi="Wingdings" w:hint="default"/>
+      </w:rPr>
+    </w:lvl>
+    <w:lvl w:ilvl="6" w:tplc="04090001" w:tentative="1">
+      <w:start w:val="1"/>
+      <w:numFmt w:val="bullet"/>
+      <w:lvlText w:val=""/>
+      <w:lvlJc w:val="left"/>
+      <w:pPr>
+        <w:ind w:left="5040" w:hanging="360"/>
+      </w:pPr>
+      <w:rPr>
+        <w:rFonts w:ascii="Symbol" w:hAnsi="Symbol" w:hint="default"/>
+      </w:rPr>
+    </w:lvl>
+    <w:lvl w:ilvl="7" w:tplc="04090003" w:tentative="1">
+      <w:start w:val="1"/>
+      <w:numFmt w:val="bullet"/>
+      <w:lvlText w:val="o"/>
+      <w:lvlJc w:val="left"/>
+      <w:pPr>
+        <w:ind w:left="5760" w:hanging="360"/>
+      </w:pPr>
+      <w:rPr>
+        <w:rFonts w:ascii="Courier New" w:hAnsi="Courier New" w:cs="Courier New" w:hint="default"/>
+      </w:rPr>
+    </w:lvl>
+    <w:lvl w:ilvl="8" w:tplc="04090005" w:tentative="1">
+      <w:start w:val="1"/>
+      <w:numFmt w:val="bullet"/>
+      <w:lvlText w:val=""/>
+      <w:lvlJc w:val="left"/>
+      <w:pPr>
+        <w:ind w:left="6480" w:hanging="360"/>
+      </w:pPr>
+      <w:rPr>
+        <w:rFonts w:ascii="Wingdings" w:hAnsi="Wingdings" w:hint="default"/>
+      </w:rPr>
+    </w:lvl>
+  </w:abstractNum>
+  <w:abstractNum w:abstractNumId="7" w15:restartNumberingAfterBreak="0">
     <w:nsid w:val="3D95435A"/>
     <w:multiLevelType w:val="multilevel"/>
     <w:tmpl w:val="40B82060"/>
@@ -1070,7 +1594,7 @@
       </w:rPr>
     </w:lvl>
   </w:abstractNum>
-  <w:abstractNum w:abstractNumId="4" w15:restartNumberingAfterBreak="0">
+  <w:abstractNum w:abstractNumId="8" w15:restartNumberingAfterBreak="0">
     <w:nsid w:val="3F0847CD"/>
     <w:multiLevelType w:val="multilevel"/>
     <w:tmpl w:val="8CB0D7BA"/>
@@ -1183,7 +1707,7 @@
       </w:rPr>
     </w:lvl>
   </w:abstractNum>
-  <w:abstractNum w:abstractNumId="5" w15:restartNumberingAfterBreak="0">
+  <w:abstractNum w:abstractNumId="9" w15:restartNumberingAfterBreak="0">
     <w:nsid w:val="4E880124"/>
     <w:multiLevelType w:val="multilevel"/>
     <w:tmpl w:val="CC86E022"/>
@@ -1296,7 +1820,93 @@
       </w:rPr>
     </w:lvl>
   </w:abstractNum>
-  <w:abstractNum w:abstractNumId="6" w15:restartNumberingAfterBreak="0">
+  <w:abstractNum w:abstractNumId="10" w15:restartNumberingAfterBreak="0">
+    <w:nsid w:val="553C1EC8"/>
+    <w:multiLevelType w:val="hybridMultilevel"/>
+    <w:tmpl w:val="31B67FDE"/>
+    <w:lvl w:ilvl="0" w:tplc="0409000F">
+      <w:start w:val="1"/>
+      <w:numFmt w:val="decimal"/>
+      <w:lvlText w:val="%1."/>
+      <w:lvlJc w:val="left"/>
+      <w:pPr>
+        <w:ind w:left="720" w:hanging="360"/>
+      </w:pPr>
+    </w:lvl>
+    <w:lvl w:ilvl="1" w:tplc="04090019" w:tentative="1">
+      <w:start w:val="1"/>
+      <w:numFmt w:val="lowerLetter"/>
+      <w:lvlText w:val="%2."/>
+      <w:lvlJc w:val="left"/>
+      <w:pPr>
+        <w:ind w:left="1440" w:hanging="360"/>
+      </w:pPr>
+    </w:lvl>
+    <w:lvl w:ilvl="2" w:tplc="0409001B" w:tentative="1">
+      <w:start w:val="1"/>
+      <w:numFmt w:val="lowerRoman"/>
+      <w:lvlText w:val="%3."/>
+      <w:lvlJc w:val="right"/>
+      <w:pPr>
+        <w:ind w:left="2160" w:hanging="180"/>
+      </w:pPr>
+    </w:lvl>
+    <w:lvl w:ilvl="3" w:tplc="0409000F" w:tentative="1">
+      <w:start w:val="1"/>
+      <w:numFmt w:val="decimal"/>
+      <w:lvlText w:val="%4."/>
+      <w:lvlJc w:val="left"/>
+      <w:pPr>
+        <w:ind w:left="2880" w:hanging="360"/>
+      </w:pPr>
+    </w:lvl>
+    <w:lvl w:ilvl="4" w:tplc="04090019" w:tentative="1">
+      <w:start w:val="1"/>
+      <w:numFmt w:val="lowerLetter"/>
+      <w:lvlText w:val="%5."/>
+      <w:lvlJc w:val="left"/>
+      <w:pPr>
+        <w:ind w:left="3600" w:hanging="360"/>
+      </w:pPr>
+    </w:lvl>
+    <w:lvl w:ilvl="5" w:tplc="0409001B" w:tentative="1">
+      <w:start w:val="1"/>
+      <w:numFmt w:val="lowerRoman"/>
+      <w:lvlText w:val="%6."/>
+      <w:lvlJc w:val="right"/>
+      <w:pPr>
+        <w:ind w:left="4320" w:hanging="180"/>
+      </w:pPr>
+    </w:lvl>
+    <w:lvl w:ilvl="6" w:tplc="0409000F" w:tentative="1">
+      <w:start w:val="1"/>
+      <w:numFmt w:val="decimal"/>
+      <w:lvlText w:val="%7."/>
+      <w:lvlJc w:val="left"/>
+      <w:pPr>
+        <w:ind w:left="5040" w:hanging="360"/>
+      </w:pPr>
+    </w:lvl>
+    <w:lvl w:ilvl="7" w:tplc="04090019" w:tentative="1">
+      <w:start w:val="1"/>
+      <w:numFmt w:val="lowerLetter"/>
+      <w:lvlText w:val="%8."/>
+      <w:lvlJc w:val="left"/>
+      <w:pPr>
+        <w:ind w:left="5760" w:hanging="360"/>
+      </w:pPr>
+    </w:lvl>
+    <w:lvl w:ilvl="8" w:tplc="0409001B" w:tentative="1">
+      <w:start w:val="1"/>
+      <w:numFmt w:val="lowerRoman"/>
+      <w:lvlText w:val="%9."/>
+      <w:lvlJc w:val="right"/>
+      <w:pPr>
+        <w:ind w:left="6480" w:hanging="180"/>
+      </w:pPr>
+    </w:lvl>
+  </w:abstractNum>
+  <w:abstractNum w:abstractNumId="11" w15:restartNumberingAfterBreak="0">
     <w:nsid w:val="5CF312B7"/>
     <w:multiLevelType w:val="hybridMultilevel"/>
     <w:tmpl w:val="0BA657C0"/>
@@ -1385,7 +1995,7 @@
       </w:pPr>
     </w:lvl>
   </w:abstractNum>
-  <w:abstractNum w:abstractNumId="7" w15:restartNumberingAfterBreak="0">
+  <w:abstractNum w:abstractNumId="12" w15:restartNumberingAfterBreak="0">
     <w:nsid w:val="63B56214"/>
     <w:multiLevelType w:val="multilevel"/>
     <w:tmpl w:val="A5E6FF46"/>
@@ -1502,25 +2112,40 @@
     <w:abstractNumId w:val="0"/>
   </w:num>
   <w:num w:numId="2" w16cid:durableId="1777170374">
-    <w:abstractNumId w:val="4"/>
+    <w:abstractNumId w:val="8"/>
   </w:num>
   <w:num w:numId="3" w16cid:durableId="456604298">
+    <w:abstractNumId w:val="3"/>
+  </w:num>
+  <w:num w:numId="4" w16cid:durableId="1848443137">
+    <w:abstractNumId w:val="9"/>
+  </w:num>
+  <w:num w:numId="5" w16cid:durableId="1448155026">
+    <w:abstractNumId w:val="7"/>
+  </w:num>
+  <w:num w:numId="6" w16cid:durableId="1372267023">
+    <w:abstractNumId w:val="12"/>
+  </w:num>
+  <w:num w:numId="7" w16cid:durableId="327947956">
+    <w:abstractNumId w:val="5"/>
+  </w:num>
+  <w:num w:numId="8" w16cid:durableId="148980646">
+    <w:abstractNumId w:val="11"/>
+  </w:num>
+  <w:num w:numId="9" w16cid:durableId="1675456020">
+    <w:abstractNumId w:val="6"/>
+  </w:num>
+  <w:num w:numId="10" w16cid:durableId="764423709">
+    <w:abstractNumId w:val="2"/>
+  </w:num>
+  <w:num w:numId="11" w16cid:durableId="319425655">
+    <w:abstractNumId w:val="10"/>
+  </w:num>
+  <w:num w:numId="12" w16cid:durableId="1559902748">
     <w:abstractNumId w:val="1"/>
   </w:num>
-  <w:num w:numId="4" w16cid:durableId="1848443137">
-    <w:abstractNumId w:val="5"/>
-  </w:num>
-  <w:num w:numId="5" w16cid:durableId="1448155026">
-    <w:abstractNumId w:val="3"/>
-  </w:num>
-  <w:num w:numId="6" w16cid:durableId="1372267023">
-    <w:abstractNumId w:val="7"/>
-  </w:num>
-  <w:num w:numId="7" w16cid:durableId="327947956">
-    <w:abstractNumId w:val="2"/>
-  </w:num>
-  <w:num w:numId="8" w16cid:durableId="148980646">
-    <w:abstractNumId w:val="6"/>
+  <w:num w:numId="13" w16cid:durableId="34472412">
+    <w:abstractNumId w:val="4"/>
   </w:num>
 </w:numbering>
 </file>
@@ -2118,6 +2743,50 @@
       <w:contextualSpacing/>
     </w:pPr>
   </w:style>
+  <w:style w:type="paragraph" w:styleId="Header">
+    <w:name w:val="header"/>
+    <w:basedOn w:val="Normal"/>
+    <w:link w:val="HeaderChar"/>
+    <w:uiPriority w:val="99"/>
+    <w:unhideWhenUsed/>
+    <w:rsid w:val="00E520DD"/>
+    <w:pPr>
+      <w:tabs>
+        <w:tab w:val="center" w:pos="4680"/>
+        <w:tab w:val="right" w:pos="9360"/>
+      </w:tabs>
+      <w:spacing w:line="240" w:lineRule="auto"/>
+    </w:pPr>
+  </w:style>
+  <w:style w:type="character" w:customStyle="1" w:styleId="HeaderChar">
+    <w:name w:val="Header Char"/>
+    <w:basedOn w:val="DefaultParagraphFont"/>
+    <w:link w:val="Header"/>
+    <w:uiPriority w:val="99"/>
+    <w:rsid w:val="00E520DD"/>
+  </w:style>
+  <w:style w:type="paragraph" w:styleId="Footer">
+    <w:name w:val="footer"/>
+    <w:basedOn w:val="Normal"/>
+    <w:link w:val="FooterChar"/>
+    <w:uiPriority w:val="99"/>
+    <w:unhideWhenUsed/>
+    <w:rsid w:val="00E520DD"/>
+    <w:pPr>
+      <w:tabs>
+        <w:tab w:val="center" w:pos="4680"/>
+        <w:tab w:val="right" w:pos="9360"/>
+      </w:tabs>
+      <w:spacing w:line="240" w:lineRule="auto"/>
+    </w:pPr>
+  </w:style>
+  <w:style w:type="character" w:customStyle="1" w:styleId="FooterChar">
+    <w:name w:val="Footer Char"/>
+    <w:basedOn w:val="DefaultParagraphFont"/>
+    <w:link w:val="Footer"/>
+    <w:uiPriority w:val="99"/>
+    <w:rsid w:val="00E520DD"/>
+  </w:style>
 </w:styles>
 </file>
 

--- a/Analytics Project Brief.docx
+++ b/Analytics Project Brief.docx
@@ -67,13 +67,8 @@
         <w:jc w:val="both"/>
       </w:pPr>
       <w:r>
-        <w:t>[ Write a one-paragraph “elevator pitch” of the project. Clearly define the goal, including the problem we are trying to solve and how we will solve it. Briefly describe the expected outcome</w:t>
-      </w:r>
-      <w:proofErr w:type="gramStart"/>
-      <w:r>
-        <w:t>. ]</w:t>
-      </w:r>
-      <w:proofErr w:type="gramEnd"/>
+        <w:t>[ Write a one-paragraph “elevator pitch” of the project. Clearly define the goal, including the problem we are trying to solve and how we will solve it. Briefly describe the expected outcome. ]</w:t>
+      </w:r>
     </w:p>
     <w:p>
       <w:pPr>
@@ -111,13 +106,7 @@
         <w:jc w:val="both"/>
       </w:pPr>
       <w:r>
-        <w:t>Bank of America, like all financial institutions, is required to handle consumer complaints submitted through the Consumer Financial Protection Bureau (CFPB). Between 2017 and 2023, a large volume of complaints was logged covering a wide range of products</w:t>
-      </w:r>
-      <w:r>
-        <w:t xml:space="preserve"> </w:t>
-      </w:r>
-      <w:r>
-        <w:t>credit cards, mortgages, bank accounts, debt collection, and more along with the specific issues raised, how each complaint was submitted, and how the company responded. This data is publicly available but exists largely as raw, unstructured records: thousands of rows of dates, categories, and response types that are not yet organized into any decision-ready form.</w:t>
+        <w:t>Bank of America, like all financial institutions, is required to handle consumer complaints submitted through the Consumer Financial Protection Bureau (CFPB). Between 2017 and 2023, a large volume of complaints was logged covering a wide range of products credit cards, mortgages, bank accounts, debt collection, and more along with the specific issues raised, how each complaint was submitted, and how the company responded. This data is publicly available but exists largely as raw, unstructured records: thousands of rows of dates, categories, and response types that are not yet organized into any decision-ready form.</w:t>
       </w:r>
     </w:p>
     <w:p>
@@ -130,13 +119,7 @@
         <w:jc w:val="both"/>
       </w:pPr>
       <w:r>
-        <w:t>Without analysis, this data offers little practical value. It’s unclear whether complaint volume follows any predictable pattern over time, which products or issues are driving the bulk of customer dissatisfaction, how the company typically resolves disputes, and whether there are gaps in responsiveness that could point to operational weaknesses. These are not rhetorical questions</w:t>
-      </w:r>
-      <w:r>
-        <w:t xml:space="preserve"> </w:t>
-      </w:r>
-      <w:r>
-        <w:t>they have real implications for customer experience, regulatory risk, and resource allocation, but they remain unanswered as long as the data sits unexamined.</w:t>
+        <w:t>Without analysis, this data offers little practical value. It’s unclear whether complaint volume follows any predictable pattern over time, which products or issues are driving the bulk of customer dissatisfaction, how the company typically resolves disputes, and whether there are gaps in responsiveness that could point to operational weaknesses. These are not rhetorical questions they have real implications for customer experience, regulatory risk, and resource allocation, but they remain unanswered as long as the data sits unexamined.</w:t>
       </w:r>
     </w:p>
     <w:p>
@@ -435,10 +418,7 @@
         <w:pStyle w:val="Heading3"/>
       </w:pPr>
       <w:r>
-        <w:t>T</w:t>
-      </w:r>
-      <w:r>
-        <w:t>imeline &amp; Milestone</w:t>
+        <w:t>Timeline &amp; Milestone</w:t>
       </w:r>
     </w:p>
     <w:p>
@@ -512,10 +492,7 @@
       <w:bookmarkStart w:id="5" w:name="_1ykpsqijdtae" w:colFirst="0" w:colLast="0"/>
       <w:bookmarkEnd w:id="5"/>
       <w:r>
-        <w:t>C</w:t>
-      </w:r>
-      <w:r>
-        <w:t>ommunication Plan</w:t>
+        <w:t>Communication Plan</w:t>
       </w:r>
     </w:p>
     <w:p>
@@ -537,15 +514,7 @@
         <w:jc w:val="both"/>
       </w:pPr>
       <w:r>
-        <w:t xml:space="preserve">A </w:t>
-      </w:r>
-      <w:proofErr w:type="gramStart"/>
-      <w:r>
-        <w:t>short written</w:t>
-      </w:r>
-      <w:proofErr w:type="gramEnd"/>
-      <w:r>
-        <w:t xml:space="preserve"> note (email/Slack message) outlining the background, objectives, and planned timeline for the day, so stakeholders know what to expect and by when.</w:t>
+        <w:t>A short written note (email/Slack message) outlining the background, objectives, and planned timeline for the day, so stakeholders know what to expect and by when.</w:t>
       </w:r>
     </w:p>
     <w:p>
@@ -604,13 +573,8 @@
     </w:p>
     <w:p>
       <w:r>
-        <w:t xml:space="preserve">[ Links to additional </w:t>
-      </w:r>
-      <w:proofErr w:type="gramStart"/>
-      <w:r>
-        <w:t>resources ]</w:t>
-      </w:r>
-      <w:proofErr w:type="gramEnd"/>
+        <w:t>[ Links to additional resources ]</w:t>
+      </w:r>
     </w:p>
     <w:p>
       <w:pPr>
@@ -620,13 +584,8 @@
         </w:numPr>
       </w:pPr>
       <w:r>
-        <w:t xml:space="preserve">[ Past analysis and </w:t>
-      </w:r>
-      <w:proofErr w:type="gramStart"/>
-      <w:r>
-        <w:t>projects ]</w:t>
-      </w:r>
-      <w:proofErr w:type="gramEnd"/>
+        <w:t>[ Past analysis and projects ]</w:t>
+      </w:r>
     </w:p>
     <w:p>
       <w:pPr>
@@ -636,13 +595,8 @@
         </w:numPr>
       </w:pPr>
       <w:r>
-        <w:t xml:space="preserve">[ Technical documentation about data </w:t>
-      </w:r>
-      <w:proofErr w:type="gramStart"/>
-      <w:r>
-        <w:t>resources ]</w:t>
-      </w:r>
-      <w:proofErr w:type="gramEnd"/>
+        <w:t>[ Technical documentation about data resources ]</w:t>
+      </w:r>
     </w:p>
     <w:p>
       <w:pPr>
@@ -652,13 +606,8 @@
         </w:numPr>
       </w:pPr>
       <w:r>
-        <w:t xml:space="preserve">[ Context materials provided by </w:t>
-      </w:r>
-      <w:proofErr w:type="gramStart"/>
-      <w:r>
-        <w:t>stakeholders ]</w:t>
-      </w:r>
-      <w:proofErr w:type="gramEnd"/>
+        <w:t>[ Context materials provided by stakeholders ]</w:t>
+      </w:r>
     </w:p>
     <w:sectPr>
       <w:headerReference w:type="default" r:id="rId7"/>
